--- a/quiz/문항출처검토보고.docx
+++ b/quiz/문항출처검토보고.docx
@@ -1636,7 +1636,7 @@
             <w:pPr>
               <w:spacing w:after="0" w:line="260"/>
             </w:pPr>
-            <w:hyperlink w:history="1" r:id="rIdnle5yw4oez7wqdarhfrdu">
+            <w:hyperlink w:history="1" r:id="rIdlpgr3d_pf8moiypytaz5u">
               <w:r>
                 <w:rPr>
                   <w:rFonts w:ascii="맑은 고딕" w:cs="맑은 고딕" w:eastAsia="맑은 고딕" w:hAnsi="맑은 고딕"/>
@@ -1748,7 +1748,7 @@
             <w:pPr>
               <w:spacing w:after="0" w:line="260"/>
             </w:pPr>
-            <w:hyperlink w:history="1" r:id="rId_dna8h6hoadpk5ubbeoko">
+            <w:hyperlink w:history="1" r:id="rIdruetg26mhyk88k4walrha">
               <w:r>
                 <w:rPr>
                   <w:rFonts w:ascii="맑은 고딕" w:cs="맑은 고딕" w:eastAsia="맑은 고딕" w:hAnsi="맑은 고딕"/>
@@ -1858,7 +1858,7 @@
             <w:pPr>
               <w:spacing w:after="0" w:line="260"/>
             </w:pPr>
-            <w:hyperlink w:history="1" r:id="rId4sr0uciyoneh2vafkoei6">
+            <w:hyperlink w:history="1" r:id="rId_0uaz5czyqcece2sqb1ej">
               <w:r>
                 <w:rPr>
                   <w:rFonts w:ascii="맑은 고딕" w:cs="맑은 고딕" w:eastAsia="맑은 고딕" w:hAnsi="맑은 고딕"/>
@@ -1970,7 +1970,7 @@
             <w:pPr>
               <w:spacing w:after="0" w:line="260"/>
             </w:pPr>
-            <w:hyperlink w:history="1" r:id="rIdgv7gvwhv4cn55fwxguhkx">
+            <w:hyperlink w:history="1" r:id="rIdy_xbw8mum6bizzmqd0qq4">
               <w:r>
                 <w:rPr>
                   <w:rFonts w:ascii="맑은 고딕" w:cs="맑은 고딕" w:eastAsia="맑은 고딕" w:hAnsi="맑은 고딕"/>
@@ -2080,7 +2080,7 @@
             <w:pPr>
               <w:spacing w:after="0" w:line="260"/>
             </w:pPr>
-            <w:hyperlink w:history="1" r:id="rIdkzxwkwdnxqnoljqbcpvn6">
+            <w:hyperlink w:history="1" r:id="rIdqhyqzwmfujgk5xby6grpn">
               <w:r>
                 <w:rPr>
                   <w:rFonts w:ascii="맑은 고딕" w:cs="맑은 고딕" w:eastAsia="맑은 고딕" w:hAnsi="맑은 고딕"/>
@@ -2192,7 +2192,7 @@
             <w:pPr>
               <w:spacing w:after="0" w:line="260"/>
             </w:pPr>
-            <w:hyperlink w:history="1" r:id="rIdfuuh9b_eusuuyqyvh4i8k">
+            <w:hyperlink w:history="1" r:id="rIdhv9wxilwe_bxxtcinfalg">
               <w:r>
                 <w:rPr>
                   <w:rFonts w:ascii="맑은 고딕" w:cs="맑은 고딕" w:eastAsia="맑은 고딕" w:hAnsi="맑은 고딕"/>
@@ -2302,7 +2302,7 @@
             <w:pPr>
               <w:spacing w:after="0" w:line="260"/>
             </w:pPr>
-            <w:hyperlink w:history="1" r:id="rId6ctnsj1-k003kebv76rqu">
+            <w:hyperlink w:history="1" r:id="rIdux2fht3o9vushbziassin">
               <w:r>
                 <w:rPr>
                   <w:rFonts w:ascii="맑은 고딕" w:cs="맑은 고딕" w:eastAsia="맑은 고딕" w:hAnsi="맑은 고딕"/>
@@ -2414,7 +2414,7 @@
             <w:pPr>
               <w:spacing w:after="0" w:line="260"/>
             </w:pPr>
-            <w:hyperlink w:history="1" r:id="rId7qo2ugws73ywyn2wdckex">
+            <w:hyperlink w:history="1" r:id="rIdeherfrxqt9qdltv2jwu3q">
               <w:r>
                 <w:rPr>
                   <w:rFonts w:ascii="맑은 고딕" w:cs="맑은 고딕" w:eastAsia="맑은 고딕" w:hAnsi="맑은 고딕"/>
@@ -2524,7 +2524,7 @@
             <w:pPr>
               <w:spacing w:after="0" w:line="260"/>
             </w:pPr>
-            <w:hyperlink w:history="1" r:id="rIdjgrzoom0p5ldk5qawcpip">
+            <w:hyperlink w:history="1" r:id="rId-c4f0uiusurhyf22byoyj">
               <w:r>
                 <w:rPr>
                   <w:rFonts w:ascii="맑은 고딕" w:cs="맑은 고딕" w:eastAsia="맑은 고딕" w:hAnsi="맑은 고딕"/>
@@ -2636,7 +2636,7 @@
             <w:pPr>
               <w:spacing w:after="0" w:line="260"/>
             </w:pPr>
-            <w:hyperlink w:history="1" r:id="rIdkmr3o_0lqwobuwxs9tubn">
+            <w:hyperlink w:history="1" r:id="rIdkaceml_6nuix5y6jqggkk">
               <w:r>
                 <w:rPr>
                   <w:rFonts w:ascii="맑은 고딕" w:cs="맑은 고딕" w:eastAsia="맑은 고딕" w:hAnsi="맑은 고딕"/>
@@ -2746,7 +2746,7 @@
             <w:pPr>
               <w:spacing w:after="0" w:line="260"/>
             </w:pPr>
-            <w:hyperlink w:history="1" r:id="rIdgjhptguyezqjpp83pe0sj">
+            <w:hyperlink w:history="1" r:id="rIdkfejpgkysl58kc-jtafcj">
               <w:r>
                 <w:rPr>
                   <w:rFonts w:ascii="맑은 고딕" w:cs="맑은 고딕" w:eastAsia="맑은 고딕" w:hAnsi="맑은 고딕"/>
@@ -2858,7 +2858,7 @@
             <w:pPr>
               <w:spacing w:after="0" w:line="260"/>
             </w:pPr>
-            <w:hyperlink w:history="1" r:id="rId_dy57vnuwn3ldrbj1szub">
+            <w:hyperlink w:history="1" r:id="rIdyovqt3swteqxazmlkgjcz">
               <w:r>
                 <w:rPr>
                   <w:rFonts w:ascii="맑은 고딕" w:cs="맑은 고딕" w:eastAsia="맑은 고딕" w:hAnsi="맑은 고딕"/>
@@ -2968,7 +2968,7 @@
             <w:pPr>
               <w:spacing w:after="0" w:line="260"/>
             </w:pPr>
-            <w:hyperlink w:history="1" r:id="rIdjeaeqisyoa67ygv11lhnz">
+            <w:hyperlink w:history="1" r:id="rIdxyqul36klujaylxuo7drb">
               <w:r>
                 <w:rPr>
                   <w:rFonts w:ascii="맑은 고딕" w:cs="맑은 고딕" w:eastAsia="맑은 고딕" w:hAnsi="맑은 고딕"/>
@@ -3080,7 +3080,7 @@
             <w:pPr>
               <w:spacing w:after="0" w:line="260"/>
             </w:pPr>
-            <w:hyperlink w:history="1" r:id="rIddcwaw_3ot-rbfy6ewo4df">
+            <w:hyperlink w:history="1" r:id="rIdwux08wjdsf3kyqvscokz6">
               <w:r>
                 <w:rPr>
                   <w:rFonts w:ascii="맑은 고딕" w:cs="맑은 고딕" w:eastAsia="맑은 고딕" w:hAnsi="맑은 고딕"/>
@@ -3190,7 +3190,7 @@
             <w:pPr>
               <w:spacing w:after="0" w:line="260"/>
             </w:pPr>
-            <w:hyperlink w:history="1" r:id="rId3x4fbufxcx_r8ybz4wjci">
+            <w:hyperlink w:history="1" r:id="rIdalzjgpu6bfs1vhrx7auoh">
               <w:r>
                 <w:rPr>
                   <w:rFonts w:ascii="맑은 고딕" w:cs="맑은 고딕" w:eastAsia="맑은 고딕" w:hAnsi="맑은 고딕"/>
@@ -3498,7 +3498,7 @@
             <w:pPr>
               <w:spacing w:after="0" w:line="260"/>
             </w:pPr>
-            <w:hyperlink w:history="1" r:id="rId2zwk_wnerresbslvsb7tm">
+            <w:hyperlink w:history="1" r:id="rId34kh_28_vk-i5e4kcucbs">
               <w:r>
                 <w:rPr>
                   <w:rFonts w:ascii="맑은 고딕" w:cs="맑은 고딕" w:eastAsia="맑은 고딕" w:hAnsi="맑은 고딕"/>
@@ -3610,7 +3610,7 @@
             <w:pPr>
               <w:spacing w:after="60" w:line="260"/>
             </w:pPr>
-            <w:hyperlink w:history="1" r:id="rIdnwa4nfrfjdctpnbc_9oj9">
+            <w:hyperlink w:history="1" r:id="rIdrnfb6qklmtfmprnxhldze">
               <w:r>
                 <w:rPr>
                   <w:rFonts w:ascii="맑은 고딕" w:cs="맑은 고딕" w:eastAsia="맑은 고딕" w:hAnsi="맑은 고딕"/>
@@ -3734,7 +3734,7 @@
             <w:pPr>
               <w:spacing w:after="0" w:line="260"/>
             </w:pPr>
-            <w:hyperlink w:history="1" r:id="rId_plz_vl7bfy6kukc9w2sj">
+            <w:hyperlink w:history="1" r:id="rIdcyytzctnnznmh1dpbeokj">
               <w:r>
                 <w:rPr>
                   <w:rFonts w:ascii="맑은 고딕" w:cs="맑은 고딕" w:eastAsia="맑은 고딕" w:hAnsi="맑은 고딕"/>
@@ -3846,7 +3846,7 @@
             <w:pPr>
               <w:spacing w:after="0" w:line="260"/>
             </w:pPr>
-            <w:hyperlink w:history="1" r:id="rId190t-qmyawril31ncneez">
+            <w:hyperlink w:history="1" r:id="rId1bgc_z-pjg6drt1b5k9zg">
               <w:r>
                 <w:rPr>
                   <w:rFonts w:ascii="맑은 고딕" w:cs="맑은 고딕" w:eastAsia="맑은 고딕" w:hAnsi="맑은 고딕"/>
@@ -3956,7 +3956,7 @@
             <w:pPr>
               <w:spacing w:after="0" w:line="260"/>
             </w:pPr>
-            <w:hyperlink w:history="1" r:id="rId3qnjxxunjsyjn_0y-8av9">
+            <w:hyperlink w:history="1" r:id="rIdqe3j5_jp3xwkbc90cc7_s">
               <w:r>
                 <w:rPr>
                   <w:rFonts w:ascii="맑은 고딕" w:cs="맑은 고딕" w:eastAsia="맑은 고딕" w:hAnsi="맑은 고딕"/>
@@ -4068,7 +4068,7 @@
             <w:pPr>
               <w:spacing w:after="0" w:line="260"/>
             </w:pPr>
-            <w:hyperlink w:history="1" r:id="rIde_lhwxhqtcuuumcktijm3">
+            <w:hyperlink w:history="1" r:id="rId605lm57qllyrnpkug96po">
               <w:r>
                 <w:rPr>
                   <w:rFonts w:ascii="맑은 고딕" w:cs="맑은 고딕" w:eastAsia="맑은 고딕" w:hAnsi="맑은 고딕"/>
@@ -4178,7 +4178,7 @@
             <w:pPr>
               <w:spacing w:after="0" w:line="260"/>
             </w:pPr>
-            <w:hyperlink w:history="1" r:id="rIdhgwr89fmsh787y7cmi9fc">
+            <w:hyperlink w:history="1" r:id="rIdxp3r6cp_v3kldzgfg8ttz">
               <w:r>
                 <w:rPr>
                   <w:rFonts w:ascii="맑은 고딕" w:cs="맑은 고딕" w:eastAsia="맑은 고딕" w:hAnsi="맑은 고딕"/>
@@ -4290,7 +4290,7 @@
             <w:pPr>
               <w:spacing w:after="0" w:line="260"/>
             </w:pPr>
-            <w:hyperlink w:history="1" r:id="rIdujn4iguhdxinf-fz2-gqp">
+            <w:hyperlink w:history="1" r:id="rIdfkhmbnpqoxfij8mfqkaqf">
               <w:r>
                 <w:rPr>
                   <w:rFonts w:ascii="맑은 고딕" w:cs="맑은 고딕" w:eastAsia="맑은 고딕" w:hAnsi="맑은 고딕"/>
@@ -4400,7 +4400,7 @@
             <w:pPr>
               <w:spacing w:after="0" w:line="260"/>
             </w:pPr>
-            <w:hyperlink w:history="1" r:id="rId64bmxpfyttk5ibxdtqwkg">
+            <w:hyperlink w:history="1" r:id="rIdsrdgdiprnribtcyhilatc">
               <w:r>
                 <w:rPr>
                   <w:rFonts w:ascii="맑은 고딕" w:cs="맑은 고딕" w:eastAsia="맑은 고딕" w:hAnsi="맑은 고딕"/>
@@ -4512,7 +4512,7 @@
             <w:pPr>
               <w:spacing w:after="0" w:line="260"/>
             </w:pPr>
-            <w:hyperlink w:history="1" r:id="rIdc8dqa8rtyt_eqxnzelcr2">
+            <w:hyperlink w:history="1" r:id="rIdh-b8z6_9qunvhdjmtledm">
               <w:r>
                 <w:rPr>
                   <w:rFonts w:ascii="맑은 고딕" w:cs="맑은 고딕" w:eastAsia="맑은 고딕" w:hAnsi="맑은 고딕"/>
@@ -4622,7 +4622,7 @@
             <w:pPr>
               <w:spacing w:after="0" w:line="260"/>
             </w:pPr>
-            <w:hyperlink w:history="1" r:id="rIdm8w6ayxvwoxp20unb7fbu">
+            <w:hyperlink w:history="1" r:id="rIdp18qopntb-jryb1nwqtvw">
               <w:r>
                 <w:rPr>
                   <w:rFonts w:ascii="맑은 고딕" w:cs="맑은 고딕" w:eastAsia="맑은 고딕" w:hAnsi="맑은 고딕"/>
@@ -4734,7 +4734,7 @@
             <w:pPr>
               <w:spacing w:after="60" w:line="260"/>
             </w:pPr>
-            <w:hyperlink w:history="1" r:id="rId4khyw6u_mdk_m_-xetn1o">
+            <w:hyperlink w:history="1" r:id="rId6vseiguf6ojiyplpev9-1">
               <w:r>
                 <w:rPr>
                   <w:rFonts w:ascii="맑은 고딕" w:cs="맑은 고딕" w:eastAsia="맑은 고딕" w:hAnsi="맑은 고딕"/>
@@ -4872,7 +4872,7 @@
             <w:pPr>
               <w:spacing w:after="0" w:line="260"/>
             </w:pPr>
-            <w:hyperlink w:history="1" r:id="rIdbfleuj7sktduxaea4apis">
+            <w:hyperlink w:history="1" r:id="rIdq5exldrss3jcdgg3pbrrz">
               <w:r>
                 <w:rPr>
                   <w:rFonts w:ascii="맑은 고딕" w:cs="맑은 고딕" w:eastAsia="맑은 고딕" w:hAnsi="맑은 고딕"/>
@@ -4984,7 +4984,7 @@
             <w:pPr>
               <w:spacing w:after="0" w:line="260"/>
             </w:pPr>
-            <w:hyperlink w:history="1" r:id="rIdjccl4vl3ovdfpgffsfcwm">
+            <w:hyperlink w:history="1" r:id="rIdml5sjpf0e6bte3fw7j4fo">
               <w:r>
                 <w:rPr>
                   <w:rFonts w:ascii="맑은 고딕" w:cs="맑은 고딕" w:eastAsia="맑은 고딕" w:hAnsi="맑은 고딕"/>
@@ -5094,7 +5094,7 @@
             <w:pPr>
               <w:spacing w:after="0" w:line="260"/>
             </w:pPr>
-            <w:hyperlink w:history="1" r:id="rIdfk8jmcpk4igssfresteq5">
+            <w:hyperlink w:history="1" r:id="rIdgypqofmafik99twazsbl7">
               <w:r>
                 <w:rPr>
                   <w:rFonts w:ascii="맑은 고딕" w:cs="맑은 고딕" w:eastAsia="맑은 고딕" w:hAnsi="맑은 고딕"/>
@@ -5206,7 +5206,7 @@
             <w:pPr>
               <w:spacing w:after="60" w:line="260"/>
             </w:pPr>
-            <w:hyperlink w:history="1" r:id="rIdgo5-c3qzcp6gw5v3hfwxb">
+            <w:hyperlink w:history="1" r:id="rIdv1lpaaa3uur6-4v32mxh_">
               <w:r>
                 <w:rPr>
                   <w:rFonts w:ascii="맑은 고딕" w:cs="맑은 고딕" w:eastAsia="맑은 고딕" w:hAnsi="맑은 고딕"/>
@@ -5330,7 +5330,7 @@
             <w:pPr>
               <w:spacing w:after="0" w:line="260"/>
             </w:pPr>
-            <w:hyperlink w:history="1" r:id="rIddsdapwtuxd3kss4osd1_9">
+            <w:hyperlink w:history="1" r:id="rId6uozqyrjzw3z9cyoxn85j">
               <w:r>
                 <w:rPr>
                   <w:rFonts w:ascii="맑은 고딕" w:cs="맑은 고딕" w:eastAsia="맑은 고딕" w:hAnsi="맑은 고딕"/>
@@ -5442,7 +5442,7 @@
             <w:pPr>
               <w:spacing w:after="0" w:line="260"/>
             </w:pPr>
-            <w:hyperlink w:history="1" r:id="rIdd2gxh6tp6yyqovdusr-rn">
+            <w:hyperlink w:history="1" r:id="rId_1ruveudizoymtqjrrowb">
               <w:r>
                 <w:rPr>
                   <w:rFonts w:ascii="맑은 고딕" w:cs="맑은 고딕" w:eastAsia="맑은 고딕" w:hAnsi="맑은 고딕"/>
@@ -5552,7 +5552,7 @@
             <w:pPr>
               <w:spacing w:after="0" w:line="260"/>
             </w:pPr>
-            <w:hyperlink w:history="1" r:id="rIdrfr-wuihomsoqcpgpxjps">
+            <w:hyperlink w:history="1" r:id="rId4fnwpcqoemqjx9ensje3f">
               <w:r>
                 <w:rPr>
                   <w:rFonts w:ascii="맑은 고딕" w:cs="맑은 고딕" w:eastAsia="맑은 고딕" w:hAnsi="맑은 고딕"/>
@@ -5664,7 +5664,7 @@
             <w:pPr>
               <w:spacing w:after="0" w:line="260"/>
             </w:pPr>
-            <w:hyperlink w:history="1" r:id="rIdjqk2gsvumpedwhkafud0t">
+            <w:hyperlink w:history="1" r:id="rId2rrwh7eayoabt92v31rt7">
               <w:r>
                 <w:rPr>
                   <w:rFonts w:ascii="맑은 고딕" w:cs="맑은 고딕" w:eastAsia="맑은 고딕" w:hAnsi="맑은 고딕"/>
@@ -5774,7 +5774,7 @@
             <w:pPr>
               <w:spacing w:after="0" w:line="260"/>
             </w:pPr>
-            <w:hyperlink w:history="1" r:id="rIdo6_r67jyey7ye4-voj18j">
+            <w:hyperlink w:history="1" r:id="rIdnjtdnsat2o9wjickmem8g">
               <w:r>
                 <w:rPr>
                   <w:rFonts w:ascii="맑은 고딕" w:cs="맑은 고딕" w:eastAsia="맑은 고딕" w:hAnsi="맑은 고딕"/>
@@ -5886,7 +5886,7 @@
             <w:pPr>
               <w:spacing w:after="0" w:line="260"/>
             </w:pPr>
-            <w:hyperlink w:history="1" r:id="rIdi0guem7hx5vm4vvwkcn86">
+            <w:hyperlink w:history="1" r:id="rId5dr9bcgrkue9hryl6dsdg">
               <w:r>
                 <w:rPr>
                   <w:rFonts w:ascii="맑은 고딕" w:cs="맑은 고딕" w:eastAsia="맑은 고딕" w:hAnsi="맑은 고딕"/>
@@ -5996,7 +5996,7 @@
             <w:pPr>
               <w:spacing w:after="0" w:line="260"/>
             </w:pPr>
-            <w:hyperlink w:history="1" r:id="rIdk7t9graokn23wthtizpld">
+            <w:hyperlink w:history="1" r:id="rId5cj5wbqxgkgxunfmov20m">
               <w:r>
                 <w:rPr>
                   <w:rFonts w:ascii="맑은 고딕" w:cs="맑은 고딕" w:eastAsia="맑은 고딕" w:hAnsi="맑은 고딕"/>
@@ -6108,7 +6108,7 @@
             <w:pPr>
               <w:spacing w:after="0" w:line="260"/>
             </w:pPr>
-            <w:hyperlink w:history="1" r:id="rIdarixdxfovazybb9q_0xku">
+            <w:hyperlink w:history="1" r:id="rIdmr8ypr2o_jr8bj7bbv4qo">
               <w:r>
                 <w:rPr>
                   <w:rFonts w:ascii="맑은 고딕" w:cs="맑은 고딕" w:eastAsia="맑은 고딕" w:hAnsi="맑은 고딕"/>
@@ -6417,7 +6417,7 @@
             <w:pPr>
               <w:spacing w:after="0" w:line="260"/>
             </w:pPr>
-            <w:hyperlink w:history="1" r:id="rId4xphgqvcmswxcutm8u052">
+            <w:hyperlink w:history="1" r:id="rIdo_xznijp6mc9tzhyndpxt">
               <w:r>
                 <w:rPr>
                   <w:rFonts w:ascii="맑은 고딕" w:cs="맑은 고딕" w:eastAsia="맑은 고딕" w:hAnsi="맑은 고딕"/>
@@ -6529,7 +6529,7 @@
             <w:pPr>
               <w:spacing w:after="60" w:line="260"/>
             </w:pPr>
-            <w:hyperlink w:history="1" r:id="rId_ep1dkuocavywgy3ivwa1">
+            <w:hyperlink w:history="1" r:id="rIdqgpfg9iakefganj9iy8si">
               <w:r>
                 <w:rPr>
                   <w:rFonts w:ascii="맑은 고딕" w:cs="맑은 고딕" w:eastAsia="맑은 고딕" w:hAnsi="맑은 고딕"/>
@@ -6681,7 +6681,7 @@
             <w:pPr>
               <w:spacing w:after="60" w:line="260"/>
             </w:pPr>
-            <w:hyperlink w:history="1" r:id="rId441bmlez_dlwxqp6bkdwf">
+            <w:hyperlink w:history="1" r:id="rId0_cwvvc0dw4k2jwbukp1w">
               <w:r>
                 <w:rPr>
                   <w:rFonts w:ascii="맑은 고딕" w:cs="맑은 고딕" w:eastAsia="맑은 고딕" w:hAnsi="맑은 고딕"/>
@@ -6849,7 +6849,7 @@
             <w:pPr>
               <w:spacing w:after="0" w:line="260"/>
             </w:pPr>
-            <w:hyperlink w:history="1" r:id="rIdp_snbtibfo4n4_4n36cub">
+            <w:hyperlink w:history="1" r:id="rIdnrqz0b2xvgxlia3tkqfaj">
               <w:r>
                 <w:rPr>
                   <w:rFonts w:ascii="맑은 고딕" w:cs="맑은 고딕" w:eastAsia="맑은 고딕" w:hAnsi="맑은 고딕"/>
@@ -6959,7 +6959,7 @@
             <w:pPr>
               <w:spacing w:after="0" w:line="260"/>
             </w:pPr>
-            <w:hyperlink w:history="1" r:id="rIdas_ttppkhectmyczhedso">
+            <w:hyperlink w:history="1" r:id="rIdob2v0s_mrwxa0jr5zkzqm">
               <w:r>
                 <w:rPr>
                   <w:rFonts w:ascii="맑은 고딕" w:cs="맑은 고딕" w:eastAsia="맑은 고딕" w:hAnsi="맑은 고딕"/>
@@ -7071,7 +7071,7 @@
             <w:pPr>
               <w:spacing w:after="0" w:line="260"/>
             </w:pPr>
-            <w:hyperlink w:history="1" r:id="rIdub86hdcmbqnj7qimaijjh">
+            <w:hyperlink w:history="1" r:id="rIdqssq5i3fp4n80xt2jaulv">
               <w:r>
                 <w:rPr>
                   <w:rFonts w:ascii="맑은 고딕" w:cs="맑은 고딕" w:eastAsia="맑은 고딕" w:hAnsi="맑은 고딕"/>
@@ -7181,7 +7181,7 @@
             <w:pPr>
               <w:spacing w:after="60" w:line="260"/>
             </w:pPr>
-            <w:hyperlink w:history="1" r:id="rIdhfdyj_dmf45fr-7lwbge7">
+            <w:hyperlink w:history="1" r:id="rId_yavcabflci9zh106j_io">
               <w:r>
                 <w:rPr>
                   <w:rFonts w:ascii="맑은 고딕" w:cs="맑은 고딕" w:eastAsia="맑은 고딕" w:hAnsi="맑은 고딕"/>
@@ -7321,7 +7321,7 @@
             <w:pPr>
               <w:spacing w:after="0" w:line="260"/>
             </w:pPr>
-            <w:hyperlink w:history="1" r:id="rIdmyz-wuzrogfhhrhoj1nxs">
+            <w:hyperlink w:history="1" r:id="rIdoilhngzrdmt1j3cwmyfxm">
               <w:r>
                 <w:rPr>
                   <w:rFonts w:ascii="맑은 고딕" w:cs="맑은 고딕" w:eastAsia="맑은 고딕" w:hAnsi="맑은 고딕"/>
@@ -7431,7 +7431,7 @@
             <w:pPr>
               <w:spacing w:after="0" w:line="260"/>
             </w:pPr>
-            <w:hyperlink w:history="1" r:id="rId1nmbsxdea0lxv1eqgvt83">
+            <w:hyperlink w:history="1" r:id="rIdwhxb-slki2ihfe_x805d-">
               <w:r>
                 <w:rPr>
                   <w:rFonts w:ascii="맑은 고딕" w:cs="맑은 고딕" w:eastAsia="맑은 고딕" w:hAnsi="맑은 고딕"/>
@@ -7543,7 +7543,7 @@
             <w:pPr>
               <w:spacing w:after="0" w:line="260"/>
             </w:pPr>
-            <w:hyperlink w:history="1" r:id="rId5zlbv_fqtqmyfzypkahco">
+            <w:hyperlink w:history="1" r:id="rIdacnkcapxbypijosrxu_6g">
               <w:r>
                 <w:rPr>
                   <w:rFonts w:ascii="맑은 고딕" w:cs="맑은 고딕" w:eastAsia="맑은 고딕" w:hAnsi="맑은 고딕"/>
@@ -7653,7 +7653,7 @@
             <w:pPr>
               <w:spacing w:after="0" w:line="260"/>
             </w:pPr>
-            <w:hyperlink w:history="1" r:id="rIdmowvzzb81lh0d_lop0dur">
+            <w:hyperlink w:history="1" r:id="rIdubfwn7pslqwsjnwiid08e">
               <w:r>
                 <w:rPr>
                   <w:rFonts w:ascii="맑은 고딕" w:cs="맑은 고딕" w:eastAsia="맑은 고딕" w:hAnsi="맑은 고딕"/>
@@ -7765,7 +7765,7 @@
             <w:pPr>
               <w:spacing w:after="0" w:line="260"/>
             </w:pPr>
-            <w:hyperlink w:history="1" r:id="rIdinfnjwk0t--jtxffl85yj">
+            <w:hyperlink w:history="1" r:id="rIdsyqoucw-jnlksvr2cfyxl">
               <w:r>
                 <w:rPr>
                   <w:rFonts w:ascii="맑은 고딕" w:cs="맑은 고딕" w:eastAsia="맑은 고딕" w:hAnsi="맑은 고딕"/>
@@ -7875,7 +7875,7 @@
             <w:pPr>
               <w:spacing w:after="0" w:line="260"/>
             </w:pPr>
-            <w:hyperlink w:history="1" r:id="rIdyskgogv80tw32roejfcaz">
+            <w:hyperlink w:history="1" r:id="rIdqevw7uk3ii0drtaqne9_a">
               <w:r>
                 <w:rPr>
                   <w:rFonts w:ascii="맑은 고딕" w:cs="맑은 고딕" w:eastAsia="맑은 고딕" w:hAnsi="맑은 고딕"/>
@@ -7987,7 +7987,7 @@
             <w:pPr>
               <w:spacing w:after="0" w:line="260"/>
             </w:pPr>
-            <w:hyperlink w:history="1" r:id="rIdz2p5hc_zypkiktp5o7bar">
+            <w:hyperlink w:history="1" r:id="rIdqtxjtvbg25gymfcyzlzir">
               <w:r>
                 <w:rPr>
                   <w:rFonts w:ascii="맑은 고딕" w:cs="맑은 고딕" w:eastAsia="맑은 고딕" w:hAnsi="맑은 고딕"/>
@@ -8097,7 +8097,7 @@
             <w:pPr>
               <w:spacing w:after="0" w:line="260"/>
             </w:pPr>
-            <w:hyperlink w:history="1" r:id="rIdbue6fcwb_mpynnxosd1gl">
+            <w:hyperlink w:history="1" r:id="rIdefh6rotp_zzx_f_hatxju">
               <w:r>
                 <w:rPr>
                   <w:rFonts w:ascii="맑은 고딕" w:cs="맑은 고딕" w:eastAsia="맑은 고딕" w:hAnsi="맑은 고딕"/>
@@ -8209,7 +8209,7 @@
             <w:pPr>
               <w:spacing w:after="0" w:line="260"/>
             </w:pPr>
-            <w:hyperlink w:history="1" r:id="rId_kerjme3rl36ex1oyacke">
+            <w:hyperlink w:history="1" r:id="rId6calse3d6wzfz8-ekbj2q">
               <w:r>
                 <w:rPr>
                   <w:rFonts w:ascii="맑은 고딕" w:cs="맑은 고딕" w:eastAsia="맑은 고딕" w:hAnsi="맑은 고딕"/>
@@ -8319,7 +8319,7 @@
             <w:pPr>
               <w:spacing w:after="0" w:line="260"/>
             </w:pPr>
-            <w:hyperlink w:history="1" r:id="rIduitwh9_l0zqx66mewt_ba">
+            <w:hyperlink w:history="1" r:id="rIdchbcyxpfhiyf5hljpovki">
               <w:r>
                 <w:rPr>
                   <w:rFonts w:ascii="맑은 고딕" w:cs="맑은 고딕" w:eastAsia="맑은 고딕" w:hAnsi="맑은 고딕"/>
@@ -11055,7 +11055,7 @@
             <w:pPr>
               <w:spacing w:after="0" w:line="240"/>
             </w:pPr>
-            <w:hyperlink w:history="1" r:id="rId6fh0svwksqekdu_o-uytq">
+            <w:hyperlink w:history="1" r:id="rIdjaxd5zd9y8mmtusdww6_g">
               <w:r>
                 <w:rPr>
                   <w:rFonts w:ascii="맑은 고딕" w:cs="맑은 고딕" w:eastAsia="맑은 고딕" w:hAnsi="맑은 고딕"/>
@@ -11197,7 +11197,7 @@
             <w:pPr>
               <w:spacing w:after="0" w:line="240"/>
             </w:pPr>
-            <w:hyperlink w:history="1" r:id="rIdjp-lcfm2w6g21qmts5fdv">
+            <w:hyperlink w:history="1" r:id="rId1-cax0npxd0cwyopygf3f">
               <w:r>
                 <w:rPr>
                   <w:rFonts w:ascii="맑은 고딕" w:cs="맑은 고딕" w:eastAsia="맑은 고딕" w:hAnsi="맑은 고딕"/>
@@ -11334,7 +11334,7 @@
             <w:pPr>
               <w:spacing w:after="0" w:line="240"/>
             </w:pPr>
-            <w:hyperlink w:history="1" r:id="rId1mawn4fructzgmeb96uvj">
+            <w:hyperlink w:history="1" r:id="rIdf82f_s4qmzgqtsqb50mci">
               <w:r>
                 <w:rPr>
                   <w:rFonts w:ascii="맑은 고딕" w:cs="맑은 고딕" w:eastAsia="맑은 고딕" w:hAnsi="맑은 고딕"/>
@@ -11476,7 +11476,7 @@
             <w:pPr>
               <w:spacing w:after="0" w:line="240"/>
             </w:pPr>
-            <w:hyperlink w:history="1" r:id="rIdf9sgzsrvmno_8y_kbcdcu">
+            <w:hyperlink w:history="1" r:id="rId8exmy3egl85t0plw1yp_d">
               <w:r>
                 <w:rPr>
                   <w:rFonts w:ascii="맑은 고딕" w:cs="맑은 고딕" w:eastAsia="맑은 고딕" w:hAnsi="맑은 고딕"/>
@@ -11613,7 +11613,7 @@
             <w:pPr>
               <w:spacing w:after="0" w:line="240"/>
             </w:pPr>
-            <w:hyperlink w:history="1" r:id="rIdtj2kjlylxg5j6z2sofsxu">
+            <w:hyperlink w:history="1" r:id="rIdrc1szn05mf2immep_mztu">
               <w:r>
                 <w:rPr>
                   <w:rFonts w:ascii="맑은 고딕" w:cs="맑은 고딕" w:eastAsia="맑은 고딕" w:hAnsi="맑은 고딕"/>
@@ -11755,7 +11755,7 @@
             <w:pPr>
               <w:spacing w:after="0" w:line="240"/>
             </w:pPr>
-            <w:hyperlink w:history="1" r:id="rIdcqvyr6dj6zj1ga7iro0on">
+            <w:hyperlink w:history="1" r:id="rIdtojmhuxad8p4m17hqctwb">
               <w:r>
                 <w:rPr>
                   <w:rFonts w:ascii="맑은 고딕" w:cs="맑은 고딕" w:eastAsia="맑은 고딕" w:hAnsi="맑은 고딕"/>
@@ -11892,7 +11892,7 @@
             <w:pPr>
               <w:spacing w:after="0" w:line="240"/>
             </w:pPr>
-            <w:hyperlink w:history="1" r:id="rIdwqr-dfrqo2vv1pekzchqh">
+            <w:hyperlink w:history="1" r:id="rIdnxlqxt1ufcl0zpql8ujax">
               <w:r>
                 <w:rPr>
                   <w:rFonts w:ascii="맑은 고딕" w:cs="맑은 고딕" w:eastAsia="맑은 고딕" w:hAnsi="맑은 고딕"/>
@@ -12224,7 +12224,7 @@
             <w:pPr>
               <w:spacing w:after="0" w:line="240"/>
             </w:pPr>
-            <w:hyperlink w:history="1" r:id="rIdh0pymq3hwzt8w61yj--q5">
+            <w:hyperlink w:history="1" r:id="rIdgbjm_ukimmgxt8nj2dzs2">
               <w:r>
                 <w:rPr>
                   <w:rFonts w:ascii="맑은 고딕" w:cs="맑은 고딕" w:eastAsia="맑은 고딕" w:hAnsi="맑은 고딕"/>
@@ -12366,7 +12366,7 @@
             <w:pPr>
               <w:spacing w:after="0" w:line="240"/>
             </w:pPr>
-            <w:hyperlink w:history="1" r:id="rIdpt9flxav6mijxuqfvch0e">
+            <w:hyperlink w:history="1" r:id="rId6s4njym8w6-byarcgcbcj">
               <w:r>
                 <w:rPr>
                   <w:rFonts w:ascii="맑은 고딕" w:cs="맑은 고딕" w:eastAsia="맑은 고딕" w:hAnsi="맑은 고딕"/>
@@ -12503,7 +12503,7 @@
             <w:pPr>
               <w:spacing w:after="0" w:line="240"/>
             </w:pPr>
-            <w:hyperlink w:history="1" r:id="rIdv1mqzx9slxpusunz0z6rw">
+            <w:hyperlink w:history="1" r:id="rId5yr07rlb_fhufnfmar7v5">
               <w:r>
                 <w:rPr>
                   <w:rFonts w:ascii="맑은 고딕" w:cs="맑은 고딕" w:eastAsia="맑은 고딕" w:hAnsi="맑은 고딕"/>
@@ -12645,7 +12645,7 @@
             <w:pPr>
               <w:spacing w:after="0" w:line="240"/>
             </w:pPr>
-            <w:hyperlink w:history="1" r:id="rIdckutguj6ui9zs2v6xofne">
+            <w:hyperlink w:history="1" r:id="rId2zewrfciigcwb07fnmmxg">
               <w:r>
                 <w:rPr>
                   <w:rFonts w:ascii="맑은 고딕" w:cs="맑은 고딕" w:eastAsia="맑은 고딕" w:hAnsi="맑은 고딕"/>
@@ -12782,7 +12782,7 @@
             <w:pPr>
               <w:spacing w:after="0" w:line="240"/>
             </w:pPr>
-            <w:hyperlink w:history="1" r:id="rIdwvxpcbnpdrthamvem7adb">
+            <w:hyperlink w:history="1" r:id="rIdueuvnpbqbavann3f-bvuu">
               <w:r>
                 <w:rPr>
                   <w:rFonts w:ascii="맑은 고딕" w:cs="맑은 고딕" w:eastAsia="맑은 고딕" w:hAnsi="맑은 고딕"/>
@@ -12924,7 +12924,7 @@
             <w:pPr>
               <w:spacing w:after="0" w:line="240"/>
             </w:pPr>
-            <w:hyperlink w:history="1" r:id="rIdsmxgk7qrx0fjbdn-p-zhd">
+            <w:hyperlink w:history="1" r:id="rIdeg2ikc8ze8ikpwd_dvmbb">
               <w:r>
                 <w:rPr>
                   <w:rFonts w:ascii="맑은 고딕" w:cs="맑은 고딕" w:eastAsia="맑은 고딕" w:hAnsi="맑은 고딕"/>
@@ -13061,7 +13061,7 @@
             <w:pPr>
               <w:spacing w:after="0" w:line="240"/>
             </w:pPr>
-            <w:hyperlink w:history="1" r:id="rIdyqk3x1s1mbpydylkv5mh9">
+            <w:hyperlink w:history="1" r:id="rIdzyacnbtn4n5xhmnudrg6i">
               <w:r>
                 <w:rPr>
                   <w:rFonts w:ascii="맑은 고딕" w:cs="맑은 고딕" w:eastAsia="맑은 고딕" w:hAnsi="맑은 고딕"/>
@@ -13203,7 +13203,7 @@
             <w:pPr>
               <w:spacing w:after="0" w:line="240"/>
             </w:pPr>
-            <w:hyperlink w:history="1" r:id="rIdwxdqfbxdab-xofeeyijp3">
+            <w:hyperlink w:history="1" r:id="rId9ket5hdab7uux0r75_rb_">
               <w:r>
                 <w:rPr>
                   <w:rFonts w:ascii="맑은 고딕" w:cs="맑은 고딕" w:eastAsia="맑은 고딕" w:hAnsi="맑은 고딕"/>
@@ -13340,7 +13340,7 @@
             <w:pPr>
               <w:spacing w:after="0" w:line="240"/>
             </w:pPr>
-            <w:hyperlink w:history="1" r:id="rIdz7qkeenv4wx3-cmrxaimq">
+            <w:hyperlink w:history="1" r:id="rId4ldvmsk6pook3c-sfxcse">
               <w:r>
                 <w:rPr>
                   <w:rFonts w:ascii="맑은 고딕" w:cs="맑은 고딕" w:eastAsia="맑은 고딕" w:hAnsi="맑은 고딕"/>
@@ -13672,7 +13672,7 @@
             <w:pPr>
               <w:spacing w:after="0" w:line="240"/>
             </w:pPr>
-            <w:hyperlink w:history="1" r:id="rIdc5tcy-90_qgmsb1uvs2s6">
+            <w:hyperlink w:history="1" r:id="rIdyaywyfxqc6dvoqbhsn09w">
               <w:r>
                 <w:rPr>
                   <w:rFonts w:ascii="맑은 고딕" w:cs="맑은 고딕" w:eastAsia="맑은 고딕" w:hAnsi="맑은 고딕"/>
@@ -13814,7 +13814,7 @@
             <w:pPr>
               <w:spacing w:after="0" w:line="240"/>
             </w:pPr>
-            <w:hyperlink w:history="1" r:id="rIdc0jj9n-0ldrckv8xwsplx">
+            <w:hyperlink w:history="1" r:id="rIdhz-zgmehdpzheriafze1p">
               <w:r>
                 <w:rPr>
                   <w:rFonts w:ascii="맑은 고딕" w:cs="맑은 고딕" w:eastAsia="맑은 고딕" w:hAnsi="맑은 고딕"/>
@@ -13951,7 +13951,7 @@
             <w:pPr>
               <w:spacing w:after="0" w:line="240"/>
             </w:pPr>
-            <w:hyperlink w:history="1" r:id="rIdsvkunzkoerqgqaeyxxn9d">
+            <w:hyperlink w:history="1" r:id="rIdjfuz_e4ilm0l0n-ujqjdv">
               <w:r>
                 <w:rPr>
                   <w:rFonts w:ascii="맑은 고딕" w:cs="맑은 고딕" w:eastAsia="맑은 고딕" w:hAnsi="맑은 고딕"/>
@@ -14093,7 +14093,7 @@
             <w:pPr>
               <w:spacing w:after="0" w:line="240"/>
             </w:pPr>
-            <w:hyperlink w:history="1" r:id="rIdiw2mj1pygnuora_0nqmp9">
+            <w:hyperlink w:history="1" r:id="rIdbkglrjeqhq9-oswqqpqiq">
               <w:r>
                 <w:rPr>
                   <w:rFonts w:ascii="맑은 고딕" w:cs="맑은 고딕" w:eastAsia="맑은 고딕" w:hAnsi="맑은 고딕"/>
@@ -14230,7 +14230,7 @@
             <w:pPr>
               <w:spacing w:after="0" w:line="240"/>
             </w:pPr>
-            <w:hyperlink w:history="1" r:id="rIdgazrcvy6gjecoy5xgizrp">
+            <w:hyperlink w:history="1" r:id="rIdo40kz0rdpgrbduwmve9de">
               <w:r>
                 <w:rPr>
                   <w:rFonts w:ascii="맑은 고딕" w:cs="맑은 고딕" w:eastAsia="맑은 고딕" w:hAnsi="맑은 고딕"/>
@@ -14372,7 +14372,7 @@
             <w:pPr>
               <w:spacing w:after="0" w:line="240"/>
             </w:pPr>
-            <w:hyperlink w:history="1" r:id="rIdmw8r0jointlkybmn5cgdt">
+            <w:hyperlink w:history="1" r:id="rIdqg_haupeo5z2khbstehr1">
               <w:r>
                 <w:rPr>
                   <w:rFonts w:ascii="맑은 고딕" w:cs="맑은 고딕" w:eastAsia="맑은 고딕" w:hAnsi="맑은 고딕"/>
@@ -14509,7 +14509,7 @@
             <w:pPr>
               <w:spacing w:after="0" w:line="240"/>
             </w:pPr>
-            <w:hyperlink w:history="1" r:id="rIdkzpyqfctowesskucjlce1">
+            <w:hyperlink w:history="1" r:id="rIdkndm3rfrnlc7aqpoqaxta">
               <w:r>
                 <w:rPr>
                   <w:rFonts w:ascii="맑은 고딕" w:cs="맑은 고딕" w:eastAsia="맑은 고딕" w:hAnsi="맑은 고딕"/>
@@ -14651,7 +14651,7 @@
             <w:pPr>
               <w:spacing w:after="0" w:line="240"/>
             </w:pPr>
-            <w:hyperlink w:history="1" r:id="rIdgkxq0hojwywvl7cyqf1wf">
+            <w:hyperlink w:history="1" r:id="rIduusr3hvsuxalcbbjtuu7p">
               <w:r>
                 <w:rPr>
                   <w:rFonts w:ascii="맑은 고딕" w:cs="맑은 고딕" w:eastAsia="맑은 고딕" w:hAnsi="맑은 고딕"/>
@@ -14788,7 +14788,7 @@
             <w:pPr>
               <w:spacing w:after="0" w:line="240"/>
             </w:pPr>
-            <w:hyperlink w:history="1" r:id="rId2kf2l6sdp7eb4edrbtzjn">
+            <w:hyperlink w:history="1" r:id="rIdmfatxmtyhnkswshe5movk">
               <w:r>
                 <w:rPr>
                   <w:rFonts w:ascii="맑은 고딕" w:cs="맑은 고딕" w:eastAsia="맑은 고딕" w:hAnsi="맑은 고딕"/>
@@ -14930,7 +14930,7 @@
             <w:pPr>
               <w:spacing w:after="0" w:line="240"/>
             </w:pPr>
-            <w:hyperlink w:history="1" r:id="rIdo-f1h4ixpfe13-9tr98bg">
+            <w:hyperlink w:history="1" r:id="rIduclt-cjmj3kgmno1dmzdd">
               <w:r>
                 <w:rPr>
                   <w:rFonts w:ascii="맑은 고딕" w:cs="맑은 고딕" w:eastAsia="맑은 고딕" w:hAnsi="맑은 고딕"/>
@@ -15262,7 +15262,7 @@
             <w:pPr>
               <w:spacing w:after="0" w:line="240"/>
             </w:pPr>
-            <w:hyperlink w:history="1" r:id="rId7_xrf5-v-oc8elige29za">
+            <w:hyperlink w:history="1" r:id="rIduhpvnt73hjqdszkdthd45">
               <w:r>
                 <w:rPr>
                   <w:rFonts w:ascii="맑은 고딕" w:cs="맑은 고딕" w:eastAsia="맑은 고딕" w:hAnsi="맑은 고딕"/>
@@ -15404,7 +15404,7 @@
             <w:pPr>
               <w:spacing w:after="0" w:line="240"/>
             </w:pPr>
-            <w:hyperlink w:history="1" r:id="rIdtaudvs0xxxutay0x-sqxq">
+            <w:hyperlink w:history="1" r:id="rId2b350idjm1bbzcqq2m96j">
               <w:r>
                 <w:rPr>
                   <w:rFonts w:ascii="맑은 고딕" w:cs="맑은 고딕" w:eastAsia="맑은 고딕" w:hAnsi="맑은 고딕"/>
@@ -15541,7 +15541,7 @@
             <w:pPr>
               <w:spacing w:after="0" w:line="240"/>
             </w:pPr>
-            <w:hyperlink w:history="1" r:id="rIdd8xj3fwi2jlmtr5ukj6ng">
+            <w:hyperlink w:history="1" r:id="rId_qw1yvy_6auexb8dkmjsw">
               <w:r>
                 <w:rPr>
                   <w:rFonts w:ascii="맑은 고딕" w:cs="맑은 고딕" w:eastAsia="맑은 고딕" w:hAnsi="맑은 고딕"/>
@@ -15683,7 +15683,7 @@
             <w:pPr>
               <w:spacing w:after="0" w:line="240"/>
             </w:pPr>
-            <w:hyperlink w:history="1" r:id="rIdrp3qvauqtzmg6qp7ox6zx">
+            <w:hyperlink w:history="1" r:id="rIdfhit7nkgwctkgws7r8yq0">
               <w:r>
                 <w:rPr>
                   <w:rFonts w:ascii="맑은 고딕" w:cs="맑은 고딕" w:eastAsia="맑은 고딕" w:hAnsi="맑은 고딕"/>
@@ -15820,7 +15820,7 @@
             <w:pPr>
               <w:spacing w:after="0" w:line="240"/>
             </w:pPr>
-            <w:hyperlink w:history="1" r:id="rIdmxjgjidm-hy2zqeryuh36">
+            <w:hyperlink w:history="1" r:id="rId6u5g0bnie8b1_mfkcoj5q">
               <w:r>
                 <w:rPr>
                   <w:rFonts w:ascii="맑은 고딕" w:cs="맑은 고딕" w:eastAsia="맑은 고딕" w:hAnsi="맑은 고딕"/>
@@ -15962,7 +15962,7 @@
             <w:pPr>
               <w:spacing w:after="0" w:line="240"/>
             </w:pPr>
-            <w:hyperlink w:history="1" r:id="rIdy9nqvq-pviap8qqddtgj0">
+            <w:hyperlink w:history="1" r:id="rIdpeffzqpkntus8_4yrpiuc">
               <w:r>
                 <w:rPr>
                   <w:rFonts w:ascii="맑은 고딕" w:cs="맑은 고딕" w:eastAsia="맑은 고딕" w:hAnsi="맑은 고딕"/>
@@ -16099,7 +16099,7 @@
             <w:pPr>
               <w:spacing w:after="0" w:line="240"/>
             </w:pPr>
-            <w:hyperlink w:history="1" r:id="rId2omme9xxknbw8caqsrlm7">
+            <w:hyperlink w:history="1" r:id="rIdo51skvbsywgvxfmbaazdj">
               <w:r>
                 <w:rPr>
                   <w:rFonts w:ascii="맑은 고딕" w:cs="맑은 고딕" w:eastAsia="맑은 고딕" w:hAnsi="맑은 고딕"/>
@@ -16241,7 +16241,7 @@
             <w:pPr>
               <w:spacing w:after="0" w:line="240"/>
             </w:pPr>
-            <w:hyperlink w:history="1" r:id="rIdsjdin6vmrwskefhcobn1v">
+            <w:hyperlink w:history="1" r:id="rIdy1fr3dmxi4ardv34qe1pm">
               <w:r>
                 <w:rPr>
                   <w:rFonts w:ascii="맑은 고딕" w:cs="맑은 고딕" w:eastAsia="맑은 고딕" w:hAnsi="맑은 고딕"/>
@@ -16573,7 +16573,7 @@
             <w:pPr>
               <w:spacing w:after="0" w:line="240"/>
             </w:pPr>
-            <w:hyperlink w:history="1" r:id="rIdqiy0oy3qsd4vd1hnx8doz">
+            <w:hyperlink w:history="1" r:id="rIdycqwoqpyv88goxu87eap6">
               <w:r>
                 <w:rPr>
                   <w:rFonts w:ascii="맑은 고딕" w:cs="맑은 고딕" w:eastAsia="맑은 고딕" w:hAnsi="맑은 고딕"/>
@@ -16715,7 +16715,7 @@
             <w:pPr>
               <w:spacing w:after="0" w:line="240"/>
             </w:pPr>
-            <w:hyperlink w:history="1" r:id="rIduyfiuh17o9smsuog8_cxl">
+            <w:hyperlink w:history="1" r:id="rIdd8qfayjcdz-isbxsuuban">
               <w:r>
                 <w:rPr>
                   <w:rFonts w:ascii="맑은 고딕" w:cs="맑은 고딕" w:eastAsia="맑은 고딕" w:hAnsi="맑은 고딕"/>
@@ -16852,7 +16852,7 @@
             <w:pPr>
               <w:spacing w:after="0" w:line="240"/>
             </w:pPr>
-            <w:hyperlink w:history="1" r:id="rIdxpjajxkpusxqd3khoa4po">
+            <w:hyperlink w:history="1" r:id="rIdx18tyc9wf-esmzphvtgd9">
               <w:r>
                 <w:rPr>
                   <w:rFonts w:ascii="맑은 고딕" w:cs="맑은 고딕" w:eastAsia="맑은 고딕" w:hAnsi="맑은 고딕"/>
@@ -16994,7 +16994,7 @@
             <w:pPr>
               <w:spacing w:after="0" w:line="240"/>
             </w:pPr>
-            <w:hyperlink w:history="1" r:id="rIdp0eftzoigqmzl0qeakf33">
+            <w:hyperlink w:history="1" r:id="rIdn8eyveq5sndblsknyqmyv">
               <w:r>
                 <w:rPr>
                   <w:rFonts w:ascii="맑은 고딕" w:cs="맑은 고딕" w:eastAsia="맑은 고딕" w:hAnsi="맑은 고딕"/>
@@ -17131,7 +17131,7 @@
             <w:pPr>
               <w:spacing w:after="0" w:line="240"/>
             </w:pPr>
-            <w:hyperlink w:history="1" r:id="rIdpj0ylfhd3kzsmqhtjtwww">
+            <w:hyperlink w:history="1" r:id="rIdzawn0swmu-qjvmsrvqzef">
               <w:r>
                 <w:rPr>
                   <w:rFonts w:ascii="맑은 고딕" w:cs="맑은 고딕" w:eastAsia="맑은 고딕" w:hAnsi="맑은 고딕"/>
@@ -17273,7 +17273,7 @@
             <w:pPr>
               <w:spacing w:after="0" w:line="240"/>
             </w:pPr>
-            <w:hyperlink w:history="1" r:id="rId3wbzhll5xatlhh2piwiam">
+            <w:hyperlink w:history="1" r:id="rIdlwuv-d0ircffnlbwxfxqn">
               <w:r>
                 <w:rPr>
                   <w:rFonts w:ascii="맑은 고딕" w:cs="맑은 고딕" w:eastAsia="맑은 고딕" w:hAnsi="맑은 고딕"/>
@@ -17410,7 +17410,7 @@
             <w:pPr>
               <w:spacing w:after="0" w:line="240"/>
             </w:pPr>
-            <w:hyperlink w:history="1" r:id="rIdw7ozboyyde85cxqyvhlfu">
+            <w:hyperlink w:history="1" r:id="rIdvfgnw9feetrzopxwam09_">
               <w:r>
                 <w:rPr>
                   <w:rFonts w:ascii="맑은 고딕" w:cs="맑은 고딕" w:eastAsia="맑은 고딕" w:hAnsi="맑은 고딕"/>
@@ -17742,7 +17742,7 @@
             <w:pPr>
               <w:spacing w:after="0" w:line="240"/>
             </w:pPr>
-            <w:hyperlink w:history="1" r:id="rId1g1unhws_tug6thquhfiq">
+            <w:hyperlink w:history="1" r:id="rIdnn2zfvbddkiqn88g7nhor">
               <w:r>
                 <w:rPr>
                   <w:rFonts w:ascii="맑은 고딕" w:cs="맑은 고딕" w:eastAsia="맑은 고딕" w:hAnsi="맑은 고딕"/>
@@ -17884,7 +17884,7 @@
             <w:pPr>
               <w:spacing w:after="0" w:line="240"/>
             </w:pPr>
-            <w:hyperlink w:history="1" r:id="rIdiv29-bmshdv12cji1aert">
+            <w:hyperlink w:history="1" r:id="rIdbon4r0pftpy9osp9lwatc">
               <w:r>
                 <w:rPr>
                   <w:rFonts w:ascii="맑은 고딕" w:cs="맑은 고딕" w:eastAsia="맑은 고딕" w:hAnsi="맑은 고딕"/>
@@ -18021,7 +18021,7 @@
             <w:pPr>
               <w:spacing w:after="0" w:line="240"/>
             </w:pPr>
-            <w:hyperlink w:history="1" r:id="rIdmdl6elk8ohbgtlbq5f-ln">
+            <w:hyperlink w:history="1" r:id="rId2mhcltozdmyusbjqmmtvz">
               <w:r>
                 <w:rPr>
                   <w:rFonts w:ascii="맑은 고딕" w:cs="맑은 고딕" w:eastAsia="맑은 고딕" w:hAnsi="맑은 고딕"/>
@@ -18163,7 +18163,7 @@
             <w:pPr>
               <w:spacing w:after="0" w:line="240"/>
             </w:pPr>
-            <w:hyperlink w:history="1" r:id="rIdopxn7cxywukmxyybf5xdt">
+            <w:hyperlink w:history="1" r:id="rIdwjs4eg49mvs_yx49qw9tg">
               <w:r>
                 <w:rPr>
                   <w:rFonts w:ascii="맑은 고딕" w:cs="맑은 고딕" w:eastAsia="맑은 고딕" w:hAnsi="맑은 고딕"/>
@@ -18300,7 +18300,7 @@
             <w:pPr>
               <w:spacing w:after="0" w:line="240"/>
             </w:pPr>
-            <w:hyperlink w:history="1" r:id="rIdw_wxbw7v3rcf_l13hmxwc">
+            <w:hyperlink w:history="1" r:id="rIdl1zsx9-uestj3xlwdw_vy">
               <w:r>
                 <w:rPr>
                   <w:rFonts w:ascii="맑은 고딕" w:cs="맑은 고딕" w:eastAsia="맑은 고딕" w:hAnsi="맑은 고딕"/>
@@ -18442,7 +18442,7 @@
             <w:pPr>
               <w:spacing w:after="0" w:line="240"/>
             </w:pPr>
-            <w:hyperlink w:history="1" r:id="rIdoic0qnemueyqie7vrdkoa">
+            <w:hyperlink w:history="1" r:id="rIdhsj8ja08z_loj0wcfo85v">
               <w:r>
                 <w:rPr>
                   <w:rFonts w:ascii="맑은 고딕" w:cs="맑은 고딕" w:eastAsia="맑은 고딕" w:hAnsi="맑은 고딕"/>
@@ -18774,7 +18774,7 @@
             <w:pPr>
               <w:spacing w:after="0" w:line="240"/>
             </w:pPr>
-            <w:hyperlink w:history="1" r:id="rIdnd245zr_pc29pny85p8zt">
+            <w:hyperlink w:history="1" r:id="rIdyfymn9o_yosjikm6k6pov">
               <w:r>
                 <w:rPr>
                   <w:rFonts w:ascii="맑은 고딕" w:cs="맑은 고딕" w:eastAsia="맑은 고딕" w:hAnsi="맑은 고딕"/>
@@ -18916,7 +18916,7 @@
             <w:pPr>
               <w:spacing w:after="0" w:line="240"/>
             </w:pPr>
-            <w:hyperlink w:history="1" r:id="rId0ujrwmqmrbu71gzpu1bhs">
+            <w:hyperlink w:history="1" r:id="rIdo1tsvywko7pfp7byvldlr">
               <w:r>
                 <w:rPr>
                   <w:rFonts w:ascii="맑은 고딕" w:cs="맑은 고딕" w:eastAsia="맑은 고딕" w:hAnsi="맑은 고딕"/>
@@ -19053,7 +19053,7 @@
             <w:pPr>
               <w:spacing w:after="0" w:line="240"/>
             </w:pPr>
-            <w:hyperlink w:history="1" r:id="rIdtqrww4zw5qsreciqrogoj">
+            <w:hyperlink w:history="1" r:id="rIdhzi88zetclg9nqwwkeiyy">
               <w:r>
                 <w:rPr>
                   <w:rFonts w:ascii="맑은 고딕" w:cs="맑은 고딕" w:eastAsia="맑은 고딕" w:hAnsi="맑은 고딕"/>
@@ -19195,7 +19195,7 @@
             <w:pPr>
               <w:spacing w:after="0" w:line="240"/>
             </w:pPr>
-            <w:hyperlink w:history="1" r:id="rIdeedfvthwkx9_qlmd5c-87">
+            <w:hyperlink w:history="1" r:id="rIdolj8qwojcr3ujolpxm5sn">
               <w:r>
                 <w:rPr>
                   <w:rFonts w:ascii="맑은 고딕" w:cs="맑은 고딕" w:eastAsia="맑은 고딕" w:hAnsi="맑은 고딕"/>
@@ -19332,7 +19332,7 @@
             <w:pPr>
               <w:spacing w:after="0" w:line="240"/>
             </w:pPr>
-            <w:hyperlink w:history="1" r:id="rIdabbbna8ia7m0tjl8w-lyc">
+            <w:hyperlink w:history="1" r:id="rIdcwsvyymsl1zwv6iiu2rz5">
               <w:r>
                 <w:rPr>
                   <w:rFonts w:ascii="맑은 고딕" w:cs="맑은 고딕" w:eastAsia="맑은 고딕" w:hAnsi="맑은 고딕"/>
@@ -19474,7 +19474,7 @@
             <w:pPr>
               <w:spacing w:after="0" w:line="240"/>
             </w:pPr>
-            <w:hyperlink w:history="1" r:id="rIda6crm-v4j8ahzdrpfyp2f">
+            <w:hyperlink w:history="1" r:id="rIdg0sieygcdzucsyswmpxer">
               <w:r>
                 <w:rPr>
                   <w:rFonts w:ascii="맑은 고딕" w:cs="맑은 고딕" w:eastAsia="맑은 고딕" w:hAnsi="맑은 고딕"/>
@@ -19611,7 +19611,7 @@
             <w:pPr>
               <w:spacing w:after="0" w:line="240"/>
             </w:pPr>
-            <w:hyperlink w:history="1" r:id="rId85lxmxdhsmkpndfkvtln-">
+            <w:hyperlink w:history="1" r:id="rIdrbzgpwzwhxiey_dcg5zsw">
               <w:r>
                 <w:rPr>
                   <w:rFonts w:ascii="맑은 고딕" w:cs="맑은 고딕" w:eastAsia="맑은 고딕" w:hAnsi="맑은 고딕"/>
@@ -19753,7 +19753,7 @@
             <w:pPr>
               <w:spacing w:after="0" w:line="240"/>
             </w:pPr>
-            <w:hyperlink w:history="1" r:id="rIdnylki9m_wh7pfyez1c6zj">
+            <w:hyperlink w:history="1" r:id="rId3rjdviapmvs0l3jd6t_ek">
               <w:r>
                 <w:rPr>
                   <w:rFonts w:ascii="맑은 고딕" w:cs="맑은 고딕" w:eastAsia="맑은 고딕" w:hAnsi="맑은 고딕"/>
@@ -19890,7 +19890,7 @@
             <w:pPr>
               <w:spacing w:after="0" w:line="240"/>
             </w:pPr>
-            <w:hyperlink w:history="1" r:id="rIdzle00-ttruj7_3jcnbtxx">
+            <w:hyperlink w:history="1" r:id="rId15b7xq0ll1relnpcczd0f">
               <w:r>
                 <w:rPr>
                   <w:rFonts w:ascii="맑은 고딕" w:cs="맑은 고딕" w:eastAsia="맑은 고딕" w:hAnsi="맑은 고딕"/>
@@ -20222,7 +20222,7 @@
             <w:pPr>
               <w:spacing w:after="0" w:line="240"/>
             </w:pPr>
-            <w:hyperlink w:history="1" r:id="rIdrpi_zy6rnagv4exie7wur">
+            <w:hyperlink w:history="1" r:id="rIddlhrltzdpvh4hjdtqtjt5">
               <w:r>
                 <w:rPr>
                   <w:rFonts w:ascii="맑은 고딕" w:cs="맑은 고딕" w:eastAsia="맑은 고딕" w:hAnsi="맑은 고딕"/>
@@ -20364,7 +20364,7 @@
             <w:pPr>
               <w:spacing w:after="0" w:line="240"/>
             </w:pPr>
-            <w:hyperlink w:history="1" r:id="rIdcvtc62c4x4wce64smqzwj">
+            <w:hyperlink w:history="1" r:id="rId9hpwwavg6cp-dvp4dqj12">
               <w:r>
                 <w:rPr>
                   <w:rFonts w:ascii="맑은 고딕" w:cs="맑은 고딕" w:eastAsia="맑은 고딕" w:hAnsi="맑은 고딕"/>
@@ -20501,7 +20501,7 @@
             <w:pPr>
               <w:spacing w:after="0" w:line="240"/>
             </w:pPr>
-            <w:hyperlink w:history="1" r:id="rIdvkki6wm98cuh2ne0iqxax">
+            <w:hyperlink w:history="1" r:id="rIdlxs8r0nrr5lllgh8y5si0">
               <w:r>
                 <w:rPr>
                   <w:rFonts w:ascii="맑은 고딕" w:cs="맑은 고딕" w:eastAsia="맑은 고딕" w:hAnsi="맑은 고딕"/>
@@ -20643,7 +20643,7 @@
             <w:pPr>
               <w:spacing w:after="0" w:line="240"/>
             </w:pPr>
-            <w:hyperlink w:history="1" r:id="rIdxzfecxteyg5tu-m8ea4bv">
+            <w:hyperlink w:history="1" r:id="rIdzciq-ieq-coholqkn5rbd">
               <w:r>
                 <w:rPr>
                   <w:rFonts w:ascii="맑은 고딕" w:cs="맑은 고딕" w:eastAsia="맑은 고딕" w:hAnsi="맑은 고딕"/>
@@ -20780,7 +20780,7 @@
             <w:pPr>
               <w:spacing w:after="0" w:line="240"/>
             </w:pPr>
-            <w:hyperlink w:history="1" r:id="rIdl9vzi4by32n-utbibgsad">
+            <w:hyperlink w:history="1" r:id="rIdjn9iyghjhvhdafgv0_w8c">
               <w:r>
                 <w:rPr>
                   <w:rFonts w:ascii="맑은 고딕" w:cs="맑은 고딕" w:eastAsia="맑은 고딕" w:hAnsi="맑은 고딕"/>
@@ -20922,7 +20922,7 @@
             <w:pPr>
               <w:spacing w:after="0" w:line="240"/>
             </w:pPr>
-            <w:hyperlink w:history="1" r:id="rId50mp4typj1pnijjejmjjn">
+            <w:hyperlink w:history="1" r:id="rId6khudljgswlaiwgq_0uoh">
               <w:r>
                 <w:rPr>
                   <w:rFonts w:ascii="맑은 고딕" w:cs="맑은 고딕" w:eastAsia="맑은 고딕" w:hAnsi="맑은 고딕"/>
@@ -21059,7 +21059,7 @@
             <w:pPr>
               <w:spacing w:after="0" w:line="240"/>
             </w:pPr>
-            <w:hyperlink w:history="1" r:id="rIdevloejcp7vnt6zmlgkiua">
+            <w:hyperlink w:history="1" r:id="rIdyuhffq4zper6ouqh4howw">
               <w:r>
                 <w:rPr>
                   <w:rFonts w:ascii="맑은 고딕" w:cs="맑은 고딕" w:eastAsia="맑은 고딕" w:hAnsi="맑은 고딕"/>
@@ -21201,7 +21201,7 @@
             <w:pPr>
               <w:spacing w:after="0" w:line="240"/>
             </w:pPr>
-            <w:hyperlink w:history="1" r:id="rId3moegc2nx68mms6swkghl">
+            <w:hyperlink w:history="1" r:id="rIdcoc_oeys63x4wtyosib7c">
               <w:r>
                 <w:rPr>
                   <w:rFonts w:ascii="맑은 고딕" w:cs="맑은 고딕" w:eastAsia="맑은 고딕" w:hAnsi="맑은 고딕"/>
@@ -21338,7 +21338,7 @@
             <w:pPr>
               <w:spacing w:after="0" w:line="240"/>
             </w:pPr>
-            <w:hyperlink w:history="1" r:id="rId4ht62njgzdoedt6mc7c_j">
+            <w:hyperlink w:history="1" r:id="rIdenmgyvfyobg-b3umd8jct">
               <w:r>
                 <w:rPr>
                   <w:rFonts w:ascii="맑은 고딕" w:cs="맑은 고딕" w:eastAsia="맑은 고딕" w:hAnsi="맑은 고딕"/>
@@ -21670,7 +21670,7 @@
             <w:pPr>
               <w:spacing w:after="0" w:line="240"/>
             </w:pPr>
-            <w:hyperlink w:history="1" r:id="rId9g40d-kmopnl24nocho7o">
+            <w:hyperlink w:history="1" r:id="rIdzupvz7szhchvprwojj_ew">
               <w:r>
                 <w:rPr>
                   <w:rFonts w:ascii="맑은 고딕" w:cs="맑은 고딕" w:eastAsia="맑은 고딕" w:hAnsi="맑은 고딕"/>
@@ -21812,7 +21812,7 @@
             <w:pPr>
               <w:spacing w:after="0" w:line="240"/>
             </w:pPr>
-            <w:hyperlink w:history="1" r:id="rIdzvoa4tewdloapj96mtlyg">
+            <w:hyperlink w:history="1" r:id="rIdjbhvbdvswcp0p95g1schp">
               <w:r>
                 <w:rPr>
                   <w:rFonts w:ascii="맑은 고딕" w:cs="맑은 고딕" w:eastAsia="맑은 고딕" w:hAnsi="맑은 고딕"/>
@@ -21949,7 +21949,7 @@
             <w:pPr>
               <w:spacing w:after="0" w:line="240"/>
             </w:pPr>
-            <w:hyperlink w:history="1" r:id="rIdwg4xphcxpsq3uourfzida">
+            <w:hyperlink w:history="1" r:id="rIdyxitxt4swmujzj-372uyp">
               <w:r>
                 <w:rPr>
                   <w:rFonts w:ascii="맑은 고딕" w:cs="맑은 고딕" w:eastAsia="맑은 고딕" w:hAnsi="맑은 고딕"/>
@@ -22091,7 +22091,7 @@
             <w:pPr>
               <w:spacing w:after="0" w:line="240"/>
             </w:pPr>
-            <w:hyperlink w:history="1" r:id="rIdn12jjhbbdklgq1dd5avg3">
+            <w:hyperlink w:history="1" r:id="rIdq9ot2n2qjtn6mbbzverkz">
               <w:r>
                 <w:rPr>
                   <w:rFonts w:ascii="맑은 고딕" w:cs="맑은 고딕" w:eastAsia="맑은 고딕" w:hAnsi="맑은 고딕"/>
@@ -22228,7 +22228,7 @@
             <w:pPr>
               <w:spacing w:after="0" w:line="240"/>
             </w:pPr>
-            <w:hyperlink w:history="1" r:id="rIdg_bvbdblwr3lhhac52a6g">
+            <w:hyperlink w:history="1" r:id="rIdiummgnwlju-1fhrn4bxul">
               <w:r>
                 <w:rPr>
                   <w:rFonts w:ascii="맑은 고딕" w:cs="맑은 고딕" w:eastAsia="맑은 고딕" w:hAnsi="맑은 고딕"/>
@@ -22370,7 +22370,7 @@
             <w:pPr>
               <w:spacing w:after="0" w:line="240"/>
             </w:pPr>
-            <w:hyperlink w:history="1" r:id="rIdiwgkb2hnqmykadupej5su">
+            <w:hyperlink w:history="1" r:id="rId0cvtueour_epxav3hj7cy">
               <w:r>
                 <w:rPr>
                   <w:rFonts w:ascii="맑은 고딕" w:cs="맑은 고딕" w:eastAsia="맑은 고딕" w:hAnsi="맑은 고딕"/>
@@ -22507,7 +22507,7 @@
             <w:pPr>
               <w:spacing w:after="0" w:line="240"/>
             </w:pPr>
-            <w:hyperlink w:history="1" r:id="rIdvnydgk69xdnxebmbjjhjd">
+            <w:hyperlink w:history="1" r:id="rId3birc79wfpqz_iw6bbpts">
               <w:r>
                 <w:rPr>
                   <w:rFonts w:ascii="맑은 고딕" w:cs="맑은 고딕" w:eastAsia="맑은 고딕" w:hAnsi="맑은 고딕"/>
@@ -22649,7 +22649,7 @@
             <w:pPr>
               <w:spacing w:after="0" w:line="240"/>
             </w:pPr>
-            <w:hyperlink w:history="1" r:id="rIdlresvft7x_uiip9xctvvb">
+            <w:hyperlink w:history="1" r:id="rIddlrgmrok_2hlr8asn-rs3">
               <w:r>
                 <w:rPr>
                   <w:rFonts w:ascii="맑은 고딕" w:cs="맑은 고딕" w:eastAsia="맑은 고딕" w:hAnsi="맑은 고딕"/>
@@ -22786,7 +22786,7 @@
             <w:pPr>
               <w:spacing w:after="0" w:line="240"/>
             </w:pPr>
-            <w:hyperlink w:history="1" r:id="rIdw-_rxluvlimpm4np_3w5p">
+            <w:hyperlink w:history="1" r:id="rIdvjgkzy0ijmkbj1ys_-eeb">
               <w:r>
                 <w:rPr>
                   <w:rFonts w:ascii="맑은 고딕" w:cs="맑은 고딕" w:eastAsia="맑은 고딕" w:hAnsi="맑은 고딕"/>
@@ -22928,7 +22928,7 @@
             <w:pPr>
               <w:spacing w:after="0" w:line="240"/>
             </w:pPr>
-            <w:hyperlink w:history="1" r:id="rIdniz-yxekzht1whu-jedvi">
+            <w:hyperlink w:history="1" r:id="rId6ifb7fkh435hnyt08ag57">
               <w:r>
                 <w:rPr>
                   <w:rFonts w:ascii="맑은 고딕" w:cs="맑은 고딕" w:eastAsia="맑은 고딕" w:hAnsi="맑은 고딕"/>
@@ -23260,7 +23260,7 @@
             <w:pPr>
               <w:spacing w:after="0" w:line="240"/>
             </w:pPr>
-            <w:hyperlink w:history="1" r:id="rIdixv6kzrz0i8sm1nifd3ug">
+            <w:hyperlink w:history="1" r:id="rId25i0o2c7gqw2ldx3xanu_">
               <w:r>
                 <w:rPr>
                   <w:rFonts w:ascii="맑은 고딕" w:cs="맑은 고딕" w:eastAsia="맑은 고딕" w:hAnsi="맑은 고딕"/>
@@ -23402,7 +23402,7 @@
             <w:pPr>
               <w:spacing w:after="0" w:line="240"/>
             </w:pPr>
-            <w:hyperlink w:history="1" r:id="rId5a4lybdpvhbvzqyrszdrj">
+            <w:hyperlink w:history="1" r:id="rIdlfkhmzdnbcqwhx1rckooy">
               <w:r>
                 <w:rPr>
                   <w:rFonts w:ascii="맑은 고딕" w:cs="맑은 고딕" w:eastAsia="맑은 고딕" w:hAnsi="맑은 고딕"/>
@@ -23539,7 +23539,7 @@
             <w:pPr>
               <w:spacing w:after="0" w:line="240"/>
             </w:pPr>
-            <w:hyperlink w:history="1" r:id="rIdeecesxmo1kfvwm6-wujel">
+            <w:hyperlink w:history="1" r:id="rIdir9eabeiakxxriaytgbj7">
               <w:r>
                 <w:rPr>
                   <w:rFonts w:ascii="맑은 고딕" w:cs="맑은 고딕" w:eastAsia="맑은 고딕" w:hAnsi="맑은 고딕"/>
@@ -23681,7 +23681,7 @@
             <w:pPr>
               <w:spacing w:after="0" w:line="240"/>
             </w:pPr>
-            <w:hyperlink w:history="1" r:id="rIdydmgu3hcgkdd7ayhg8tz4">
+            <w:hyperlink w:history="1" r:id="rIdq8uwjiyyfnkvvrvgpuhqa">
               <w:r>
                 <w:rPr>
                   <w:rFonts w:ascii="맑은 고딕" w:cs="맑은 고딕" w:eastAsia="맑은 고딕" w:hAnsi="맑은 고딕"/>
@@ -23818,7 +23818,7 @@
             <w:pPr>
               <w:spacing w:after="0" w:line="240"/>
             </w:pPr>
-            <w:hyperlink w:history="1" r:id="rId6xdqrjmalx57ogpvu44no">
+            <w:hyperlink w:history="1" r:id="rIdtuuyoje_xp9cohyhu0b-u">
               <w:r>
                 <w:rPr>
                   <w:rFonts w:ascii="맑은 고딕" w:cs="맑은 고딕" w:eastAsia="맑은 고딕" w:hAnsi="맑은 고딕"/>
@@ -23960,7 +23960,7 @@
             <w:pPr>
               <w:spacing w:after="0" w:line="240"/>
             </w:pPr>
-            <w:hyperlink w:history="1" r:id="rId94mvidzot-gtpqgqx1b6g">
+            <w:hyperlink w:history="1" r:id="rIdayaw3xx72m6qn1dox79ff">
               <w:r>
                 <w:rPr>
                   <w:rFonts w:ascii="맑은 고딕" w:cs="맑은 고딕" w:eastAsia="맑은 고딕" w:hAnsi="맑은 고딕"/>
@@ -24314,7 +24314,7 @@
             <w:pPr>
               <w:spacing w:after="0" w:line="240"/>
             </w:pPr>
-            <w:hyperlink w:history="1" r:id="rIdukc9ywhgyeb18qeadwyqv">
+            <w:hyperlink w:history="1" r:id="rId8qm-cuicahzozaicgphdy">
               <w:r>
                 <w:rPr>
                   <w:rFonts w:ascii="맑은 고딕" w:cs="맑은 고딕" w:eastAsia="맑은 고딕" w:hAnsi="맑은 고딕"/>
@@ -24456,7 +24456,7 @@
             <w:pPr>
               <w:spacing w:after="0" w:line="240"/>
             </w:pPr>
-            <w:hyperlink w:history="1" r:id="rIdmccb999_caay3opksycyl">
+            <w:hyperlink w:history="1" r:id="rIdd6wd3ryyldnharhgtahok">
               <w:r>
                 <w:rPr>
                   <w:rFonts w:ascii="맑은 고딕" w:cs="맑은 고딕" w:eastAsia="맑은 고딕" w:hAnsi="맑은 고딕"/>
@@ -24593,7 +24593,7 @@
             <w:pPr>
               <w:spacing w:after="0" w:line="240"/>
             </w:pPr>
-            <w:hyperlink w:history="1" r:id="rId0cdbmzwjkapce89q-mfqa">
+            <w:hyperlink w:history="1" r:id="rIdf87oavvjf57buu3apn0sj">
               <w:r>
                 <w:rPr>
                   <w:rFonts w:ascii="맑은 고딕" w:cs="맑은 고딕" w:eastAsia="맑은 고딕" w:hAnsi="맑은 고딕"/>
@@ -24735,7 +24735,7 @@
             <w:pPr>
               <w:spacing w:after="0" w:line="240"/>
             </w:pPr>
-            <w:hyperlink w:history="1" r:id="rIdoshbeymjq_gta_pnqvuos">
+            <w:hyperlink w:history="1" r:id="rId95o3bwqubvs-9rcir5evv">
               <w:r>
                 <w:rPr>
                   <w:rFonts w:ascii="맑은 고딕" w:cs="맑은 고딕" w:eastAsia="맑은 고딕" w:hAnsi="맑은 고딕"/>
@@ -24872,7 +24872,7 @@
             <w:pPr>
               <w:spacing w:after="0" w:line="240"/>
             </w:pPr>
-            <w:hyperlink w:history="1" r:id="rId8q8sluu85vpzc2_8ht3j3">
+            <w:hyperlink w:history="1" r:id="rIdnf05jv2f1dkuueu2_5fmh">
               <w:r>
                 <w:rPr>
                   <w:rFonts w:ascii="맑은 고딕" w:cs="맑은 고딕" w:eastAsia="맑은 고딕" w:hAnsi="맑은 고딕"/>
@@ -25014,7 +25014,7 @@
             <w:pPr>
               <w:spacing w:after="0" w:line="240"/>
             </w:pPr>
-            <w:hyperlink w:history="1" r:id="rId4qi1lkt9r8gpsjy9rc2ab">
+            <w:hyperlink w:history="1" r:id="rIdg715h8zfmcmzenq9b0nhl">
               <w:r>
                 <w:rPr>
                   <w:rFonts w:ascii="맑은 고딕" w:cs="맑은 고딕" w:eastAsia="맑은 고딕" w:hAnsi="맑은 고딕"/>
@@ -25151,7 +25151,7 @@
             <w:pPr>
               <w:spacing w:after="0" w:line="240"/>
             </w:pPr>
-            <w:hyperlink w:history="1" r:id="rIdm3isrkfmpaeokdcwou_3a">
+            <w:hyperlink w:history="1" r:id="rIdkbil3utchetzppgcm6nej">
               <w:r>
                 <w:rPr>
                   <w:rFonts w:ascii="맑은 고딕" w:cs="맑은 고딕" w:eastAsia="맑은 고딕" w:hAnsi="맑은 고딕"/>
@@ -25293,7 +25293,7 @@
             <w:pPr>
               <w:spacing w:after="0" w:line="240"/>
             </w:pPr>
-            <w:hyperlink w:history="1" r:id="rIdllp0metf-ca7ucyyfxkq5">
+            <w:hyperlink w:history="1" r:id="rIdxqkvmihqdx-hk9c_vnqo2">
               <w:r>
                 <w:rPr>
                   <w:rFonts w:ascii="맑은 고딕" w:cs="맑은 고딕" w:eastAsia="맑은 고딕" w:hAnsi="맑은 고딕"/>
@@ -25430,7 +25430,7 @@
             <w:pPr>
               <w:spacing w:after="0" w:line="240"/>
             </w:pPr>
-            <w:hyperlink w:history="1" r:id="rId252rjbse196wdxrtsekim">
+            <w:hyperlink w:history="1" r:id="rIdpmvfyvmoudqfnxzkqoxwz">
               <w:r>
                 <w:rPr>
                   <w:rFonts w:ascii="맑은 고딕" w:cs="맑은 고딕" w:eastAsia="맑은 고딕" w:hAnsi="맑은 고딕"/>
@@ -25572,7 +25572,7 @@
             <w:pPr>
               <w:spacing w:after="0" w:line="240"/>
             </w:pPr>
-            <w:hyperlink w:history="1" r:id="rIdcvjqgu85jwld_jztvkrux">
+            <w:hyperlink w:history="1" r:id="rIdcqrfpoedgsqgqh-02huke">
               <w:r>
                 <w:rPr>
                   <w:rFonts w:ascii="맑은 고딕" w:cs="맑은 고딕" w:eastAsia="맑은 고딕" w:hAnsi="맑은 고딕"/>
@@ -25709,7 +25709,7 @@
             <w:pPr>
               <w:spacing w:after="0" w:line="240"/>
             </w:pPr>
-            <w:hyperlink w:history="1" r:id="rIdsipugs-8yplofuqfcwh6z">
+            <w:hyperlink w:history="1" r:id="rIdkkdrvmdvahxdpqonx0vz7">
               <w:r>
                 <w:rPr>
                   <w:rFonts w:ascii="맑은 고딕" w:cs="맑은 고딕" w:eastAsia="맑은 고딕" w:hAnsi="맑은 고딕"/>
@@ -25851,7 +25851,7 @@
             <w:pPr>
               <w:spacing w:after="0" w:line="240"/>
             </w:pPr>
-            <w:hyperlink w:history="1" r:id="rIdequ-zm_8wba3031gbucaq">
+            <w:hyperlink w:history="1" r:id="rIdiwcaaqymwsggolzbpwy1h">
               <w:r>
                 <w:rPr>
                   <w:rFonts w:ascii="맑은 고딕" w:cs="맑은 고딕" w:eastAsia="맑은 고딕" w:hAnsi="맑은 고딕"/>
@@ -25988,7 +25988,7 @@
             <w:pPr>
               <w:spacing w:after="0" w:line="240"/>
             </w:pPr>
-            <w:hyperlink w:history="1" r:id="rIdgxjipbvi0kyyh3xyxmaxh">
+            <w:hyperlink w:history="1" r:id="rIdvkkar-9cp_iwtcg473cym">
               <w:r>
                 <w:rPr>
                   <w:rFonts w:ascii="맑은 고딕" w:cs="맑은 고딕" w:eastAsia="맑은 고딕" w:hAnsi="맑은 고딕"/>
@@ -26130,7 +26130,7 @@
             <w:pPr>
               <w:spacing w:after="0" w:line="240"/>
             </w:pPr>
-            <w:hyperlink w:history="1" r:id="rIdzajq89yn6z3xy4zwvht74">
+            <w:hyperlink w:history="1" r:id="rIdlughpuqxt95umbp-b35js">
               <w:r>
                 <w:rPr>
                   <w:rFonts w:ascii="맑은 고딕" w:cs="맑은 고딕" w:eastAsia="맑은 고딕" w:hAnsi="맑은 고딕"/>
@@ -26267,7 +26267,7 @@
             <w:pPr>
               <w:spacing w:after="0" w:line="240"/>
             </w:pPr>
-            <w:hyperlink w:history="1" r:id="rIdohloti5bax3adcvuec3dj">
+            <w:hyperlink w:history="1" r:id="rIdbg1uzsobxcynowjx24afl">
               <w:r>
                 <w:rPr>
                   <w:rFonts w:ascii="맑은 고딕" w:cs="맑은 고딕" w:eastAsia="맑은 고딕" w:hAnsi="맑은 고딕"/>
@@ -26409,7 +26409,7 @@
             <w:pPr>
               <w:spacing w:after="0" w:line="240"/>
             </w:pPr>
-            <w:hyperlink w:history="1" r:id="rId_lyehn9rphnwod4ldl2s5">
+            <w:hyperlink w:history="1" r:id="rId25jhrumng-2vwbzfwww91">
               <w:r>
                 <w:rPr>
                   <w:rFonts w:ascii="맑은 고딕" w:cs="맑은 고딕" w:eastAsia="맑은 고딕" w:hAnsi="맑은 고딕"/>
@@ -26741,7 +26741,7 @@
             <w:pPr>
               <w:spacing w:after="0" w:line="240"/>
             </w:pPr>
-            <w:hyperlink w:history="1" r:id="rId4q6dxzzcms5u9s70umihy">
+            <w:hyperlink w:history="1" r:id="rIdb1bc_vnpopyowbulyhi9z">
               <w:r>
                 <w:rPr>
                   <w:rFonts w:ascii="맑은 고딕" w:cs="맑은 고딕" w:eastAsia="맑은 고딕" w:hAnsi="맑은 고딕"/>
@@ -26883,7 +26883,7 @@
             <w:pPr>
               <w:spacing w:after="0" w:line="240"/>
             </w:pPr>
-            <w:hyperlink w:history="1" r:id="rIdv-5ld4g-u0kkyv8ad6v7l">
+            <w:hyperlink w:history="1" r:id="rId5dnxdfs6sc-eoa7jteke_">
               <w:r>
                 <w:rPr>
                   <w:rFonts w:ascii="맑은 고딕" w:cs="맑은 고딕" w:eastAsia="맑은 고딕" w:hAnsi="맑은 고딕"/>
@@ -27020,7 +27020,7 @@
             <w:pPr>
               <w:spacing w:after="0" w:line="240"/>
             </w:pPr>
-            <w:hyperlink w:history="1" r:id="rId90xjshmryw_f2w38s-5rh">
+            <w:hyperlink w:history="1" r:id="rId8x2hy3driqt4e8f3qxpsj">
               <w:r>
                 <w:rPr>
                   <w:rFonts w:ascii="맑은 고딕" w:cs="맑은 고딕" w:eastAsia="맑은 고딕" w:hAnsi="맑은 고딕"/>
@@ -27162,7 +27162,7 @@
             <w:pPr>
               <w:spacing w:after="0" w:line="240"/>
             </w:pPr>
-            <w:hyperlink w:history="1" r:id="rIds_nkhsjmqinpzkuj-hwsw">
+            <w:hyperlink w:history="1" r:id="rIdnuvujkjtvldg9tdx8bqxr">
               <w:r>
                 <w:rPr>
                   <w:rFonts w:ascii="맑은 고딕" w:cs="맑은 고딕" w:eastAsia="맑은 고딕" w:hAnsi="맑은 고딕"/>
@@ -27299,7 +27299,7 @@
             <w:pPr>
               <w:spacing w:after="0" w:line="240"/>
             </w:pPr>
-            <w:hyperlink w:history="1" r:id="rId1jw6_pxvikdv6-y6tok8q">
+            <w:hyperlink w:history="1" r:id="rIdyoyug5w9jrnwaomk2ture">
               <w:r>
                 <w:rPr>
                   <w:rFonts w:ascii="맑은 고딕" w:cs="맑은 고딕" w:eastAsia="맑은 고딕" w:hAnsi="맑은 고딕"/>
@@ -27441,7 +27441,7 @@
             <w:pPr>
               <w:spacing w:after="0" w:line="240"/>
             </w:pPr>
-            <w:hyperlink w:history="1" r:id="rIdhnudbcaxdlh8017p07zkm">
+            <w:hyperlink w:history="1" r:id="rIdhfdwfwatcdhu1t6isrizr">
               <w:r>
                 <w:rPr>
                   <w:rFonts w:ascii="맑은 고딕" w:cs="맑은 고딕" w:eastAsia="맑은 고딕" w:hAnsi="맑은 고딕"/>
@@ -27578,7 +27578,7 @@
             <w:pPr>
               <w:spacing w:after="0" w:line="240"/>
             </w:pPr>
-            <w:hyperlink w:history="1" r:id="rIdpsb18sfgyxzbnohhlgyfh">
+            <w:hyperlink w:history="1" r:id="rId2rpkopmwrfzothzmotrn7">
               <w:r>
                 <w:rPr>
                   <w:rFonts w:ascii="맑은 고딕" w:cs="맑은 고딕" w:eastAsia="맑은 고딕" w:hAnsi="맑은 고딕"/>
@@ -27720,7 +27720,7 @@
             <w:pPr>
               <w:spacing w:after="0" w:line="240"/>
             </w:pPr>
-            <w:hyperlink w:history="1" r:id="rIdbtprtbhjjvjcudcwovaur">
+            <w:hyperlink w:history="1" r:id="rIdf-vbml16kmoyzvw3lzfbb">
               <w:r>
                 <w:rPr>
                   <w:rFonts w:ascii="맑은 고딕" w:cs="맑은 고딕" w:eastAsia="맑은 고딕" w:hAnsi="맑은 고딕"/>
@@ -27857,7 +27857,7 @@
             <w:pPr>
               <w:spacing w:after="0" w:line="240"/>
             </w:pPr>
-            <w:hyperlink w:history="1" r:id="rId6vjbd_vpyastme-dw_rse">
+            <w:hyperlink w:history="1" r:id="rIddzzc4nsftwiobhj2f_9v9">
               <w:r>
                 <w:rPr>
                   <w:rFonts w:ascii="맑은 고딕" w:cs="맑은 고딕" w:eastAsia="맑은 고딕" w:hAnsi="맑은 고딕"/>
@@ -27999,7 +27999,7 @@
             <w:pPr>
               <w:spacing w:after="0" w:line="240"/>
             </w:pPr>
-            <w:hyperlink w:history="1" r:id="rIdggen2sstziuzo2qm_s6vs">
+            <w:hyperlink w:history="1" r:id="rIdvgctro59lugmnnltwt0hp">
               <w:r>
                 <w:rPr>
                   <w:rFonts w:ascii="맑은 고딕" w:cs="맑은 고딕" w:eastAsia="맑은 고딕" w:hAnsi="맑은 고딕"/>
@@ -28136,7 +28136,7 @@
             <w:pPr>
               <w:spacing w:after="0" w:line="240"/>
             </w:pPr>
-            <w:hyperlink w:history="1" r:id="rId7-hkte9kgxi-hig5jwetl">
+            <w:hyperlink w:history="1" r:id="rIdxdik0fxsocmquq0qikqkh">
               <w:r>
                 <w:rPr>
                   <w:rFonts w:ascii="맑은 고딕" w:cs="맑은 고딕" w:eastAsia="맑은 고딕" w:hAnsi="맑은 고딕"/>
@@ -28278,7 +28278,7 @@
             <w:pPr>
               <w:spacing w:after="0" w:line="240"/>
             </w:pPr>
-            <w:hyperlink w:history="1" r:id="rIdcneo7hagulfcn3wklktd8">
+            <w:hyperlink w:history="1" r:id="rId9vw7rdccpgq_d1ji-6zcu">
               <w:r>
                 <w:rPr>
                   <w:rFonts w:ascii="맑은 고딕" w:cs="맑은 고딕" w:eastAsia="맑은 고딕" w:hAnsi="맑은 고딕"/>
@@ -28415,7 +28415,7 @@
             <w:pPr>
               <w:spacing w:after="0" w:line="240"/>
             </w:pPr>
-            <w:hyperlink w:history="1" r:id="rIdo4v0f_rapu4bhzjotbttz">
+            <w:hyperlink w:history="1" r:id="rIdj-cc2nkiecw2unhziqrnl">
               <w:r>
                 <w:rPr>
                   <w:rFonts w:ascii="맑은 고딕" w:cs="맑은 고딕" w:eastAsia="맑은 고딕" w:hAnsi="맑은 고딕"/>
@@ -28557,7 +28557,7 @@
             <w:pPr>
               <w:spacing w:after="0" w:line="240"/>
             </w:pPr>
-            <w:hyperlink w:history="1" r:id="rIdc3kmygme4ebte95cbhjzv">
+            <w:hyperlink w:history="1" r:id="rIdejhil_idsvg8a8uqelkxw">
               <w:r>
                 <w:rPr>
                   <w:rFonts w:ascii="맑은 고딕" w:cs="맑은 고딕" w:eastAsia="맑은 고딕" w:hAnsi="맑은 고딕"/>
@@ -28889,7 +28889,7 @@
             <w:pPr>
               <w:spacing w:after="0" w:line="240"/>
             </w:pPr>
-            <w:hyperlink w:history="1" r:id="rIdupefn4jy6v8ntfh4ggbvf">
+            <w:hyperlink w:history="1" r:id="rIds844bqjqce5ny-2ygjgda">
               <w:r>
                 <w:rPr>
                   <w:rFonts w:ascii="맑은 고딕" w:cs="맑은 고딕" w:eastAsia="맑은 고딕" w:hAnsi="맑은 고딕"/>
@@ -29031,7 +29031,7 @@
             <w:pPr>
               <w:spacing w:after="0" w:line="240"/>
             </w:pPr>
-            <w:hyperlink w:history="1" r:id="rIdpinbtcbqgbvrzwcfutcvk">
+            <w:hyperlink w:history="1" r:id="rIdldbzikvkwweg-iztl1e6q">
               <w:r>
                 <w:rPr>
                   <w:rFonts w:ascii="맑은 고딕" w:cs="맑은 고딕" w:eastAsia="맑은 고딕" w:hAnsi="맑은 고딕"/>
@@ -29168,7 +29168,7 @@
             <w:pPr>
               <w:spacing w:after="0" w:line="240"/>
             </w:pPr>
-            <w:hyperlink w:history="1" r:id="rIdxi62axyw4e7mggtd8wlre">
+            <w:hyperlink w:history="1" r:id="rIdnqqgqxonicls33vabzroa">
               <w:r>
                 <w:rPr>
                   <w:rFonts w:ascii="맑은 고딕" w:cs="맑은 고딕" w:eastAsia="맑은 고딕" w:hAnsi="맑은 고딕"/>
@@ -29310,7 +29310,7 @@
             <w:pPr>
               <w:spacing w:after="0" w:line="240"/>
             </w:pPr>
-            <w:hyperlink w:history="1" r:id="rIduskzhkycye0-c7t4wbabp">
+            <w:hyperlink w:history="1" r:id="rIdif8kafhnkmmsu5qdnyamb">
               <w:r>
                 <w:rPr>
                   <w:rFonts w:ascii="맑은 고딕" w:cs="맑은 고딕" w:eastAsia="맑은 고딕" w:hAnsi="맑은 고딕"/>
@@ -29447,7 +29447,7 @@
             <w:pPr>
               <w:spacing w:after="0" w:line="240"/>
             </w:pPr>
-            <w:hyperlink w:history="1" r:id="rIdqc0lgo1elwiamnmnxoaut">
+            <w:hyperlink w:history="1" r:id="rIdixgl88cudskqyjimmtudt">
               <w:r>
                 <w:rPr>
                   <w:rFonts w:ascii="맑은 고딕" w:cs="맑은 고딕" w:eastAsia="맑은 고딕" w:hAnsi="맑은 고딕"/>
@@ -29589,7 +29589,7 @@
             <w:pPr>
               <w:spacing w:after="0" w:line="240"/>
             </w:pPr>
-            <w:hyperlink w:history="1" r:id="rIde7rr_nkxspemtuxaoejna">
+            <w:hyperlink w:history="1" r:id="rIdgsvroa24co_3daimotrfe">
               <w:r>
                 <w:rPr>
                   <w:rFonts w:ascii="맑은 고딕" w:cs="맑은 고딕" w:eastAsia="맑은 고딕" w:hAnsi="맑은 고딕"/>
@@ -29726,7 +29726,7 @@
             <w:pPr>
               <w:spacing w:after="0" w:line="240"/>
             </w:pPr>
-            <w:hyperlink w:history="1" r:id="rIdpz2vgtx-6zxehkw6gnb6x">
+            <w:hyperlink w:history="1" r:id="rId_xlvo32lagcess-7vop0a">
               <w:r>
                 <w:rPr>
                   <w:rFonts w:ascii="맑은 고딕" w:cs="맑은 고딕" w:eastAsia="맑은 고딕" w:hAnsi="맑은 고딕"/>
@@ -29868,7 +29868,7 @@
             <w:pPr>
               <w:spacing w:after="0" w:line="240"/>
             </w:pPr>
-            <w:hyperlink w:history="1" r:id="rIdo1nwzzatnlukytdag2rmz">
+            <w:hyperlink w:history="1" r:id="rIddpt53pjyhoq2dih3s15pk">
               <w:r>
                 <w:rPr>
                   <w:rFonts w:ascii="맑은 고딕" w:cs="맑은 고딕" w:eastAsia="맑은 고딕" w:hAnsi="맑은 고딕"/>
@@ -30005,7 +30005,7 @@
             <w:pPr>
               <w:spacing w:after="0" w:line="240"/>
             </w:pPr>
-            <w:hyperlink w:history="1" r:id="rIdl_z5_8vhsmmebb1swrb8r">
+            <w:hyperlink w:history="1" r:id="rIdnelhpefwmf6wxhnhdwagg">
               <w:r>
                 <w:rPr>
                   <w:rFonts w:ascii="맑은 고딕" w:cs="맑은 고딕" w:eastAsia="맑은 고딕" w:hAnsi="맑은 고딕"/>
@@ -30147,7 +30147,7 @@
             <w:pPr>
               <w:spacing w:after="0" w:line="240"/>
             </w:pPr>
-            <w:hyperlink w:history="1" r:id="rIdionb-9fdmfxau-twru_es">
+            <w:hyperlink w:history="1" r:id="rIdasgtjb_5cs0eao7z2orhy">
               <w:r>
                 <w:rPr>
                   <w:rFonts w:ascii="맑은 고딕" w:cs="맑은 고딕" w:eastAsia="맑은 고딕" w:hAnsi="맑은 고딕"/>
@@ -30284,7 +30284,7 @@
             <w:pPr>
               <w:spacing w:after="0" w:line="240"/>
             </w:pPr>
-            <w:hyperlink w:history="1" r:id="rIdnskxxe6qhlrhmyn1rypnl">
+            <w:hyperlink w:history="1" r:id="rIdjt3r4pcjqacd-xjiduv4r">
               <w:r>
                 <w:rPr>
                   <w:rFonts w:ascii="맑은 고딕" w:cs="맑은 고딕" w:eastAsia="맑은 고딕" w:hAnsi="맑은 고딕"/>
@@ -30426,7 +30426,7 @@
             <w:pPr>
               <w:spacing w:after="0" w:line="240"/>
             </w:pPr>
-            <w:hyperlink w:history="1" r:id="rIdik4vwziivddnipzd9km8y">
+            <w:hyperlink w:history="1" r:id="rIdjeca1if6decjwdq5n9fqj">
               <w:r>
                 <w:rPr>
                   <w:rFonts w:ascii="맑은 고딕" w:cs="맑은 고딕" w:eastAsia="맑은 고딕" w:hAnsi="맑은 고딕"/>
@@ -30563,7 +30563,7 @@
             <w:pPr>
               <w:spacing w:after="0" w:line="240"/>
             </w:pPr>
-            <w:hyperlink w:history="1" r:id="rId7oy_vqs7yeien71ce4_zr">
+            <w:hyperlink w:history="1" r:id="rIdvgpqdj66bhkmv8pwgpi6j">
               <w:r>
                 <w:rPr>
                   <w:rFonts w:ascii="맑은 고딕" w:cs="맑은 고딕" w:eastAsia="맑은 고딕" w:hAnsi="맑은 고딕"/>
@@ -30705,7 +30705,7 @@
             <w:pPr>
               <w:spacing w:after="0" w:line="240"/>
             </w:pPr>
-            <w:hyperlink w:history="1" r:id="rIdh5g0509buuk5fkg-creyy">
+            <w:hyperlink w:history="1" r:id="rIdtqjvufjg4fqtgqtc5sgrn">
               <w:r>
                 <w:rPr>
                   <w:rFonts w:ascii="맑은 고딕" w:cs="맑은 고딕" w:eastAsia="맑은 고딕" w:hAnsi="맑은 고딕"/>
@@ -31037,7 +31037,7 @@
             <w:pPr>
               <w:spacing w:after="0" w:line="240"/>
             </w:pPr>
-            <w:hyperlink w:history="1" r:id="rIdzznjj4tvoeyds_f6obi4-">
+            <w:hyperlink w:history="1" r:id="rIdlujsao5ccnhvxtxgi4ajd">
               <w:r>
                 <w:rPr>
                   <w:rFonts w:ascii="맑은 고딕" w:cs="맑은 고딕" w:eastAsia="맑은 고딕" w:hAnsi="맑은 고딕"/>
@@ -31179,7 +31179,7 @@
             <w:pPr>
               <w:spacing w:after="0" w:line="240"/>
             </w:pPr>
-            <w:hyperlink w:history="1" r:id="rIdx0qbkmijn0qbcze2gnlcv">
+            <w:hyperlink w:history="1" r:id="rIdaowhuvivlwq7yequ8g1fe">
               <w:r>
                 <w:rPr>
                   <w:rFonts w:ascii="맑은 고딕" w:cs="맑은 고딕" w:eastAsia="맑은 고딕" w:hAnsi="맑은 고딕"/>
@@ -31316,7 +31316,7 @@
             <w:pPr>
               <w:spacing w:after="0" w:line="240"/>
             </w:pPr>
-            <w:hyperlink w:history="1" r:id="rId-lp1l8dvins9nbv9cal1p">
+            <w:hyperlink w:history="1" r:id="rIdprajosucj-btx6xoouijw">
               <w:r>
                 <w:rPr>
                   <w:rFonts w:ascii="맑은 고딕" w:cs="맑은 고딕" w:eastAsia="맑은 고딕" w:hAnsi="맑은 고딕"/>
@@ -31458,7 +31458,7 @@
             <w:pPr>
               <w:spacing w:after="0" w:line="240"/>
             </w:pPr>
-            <w:hyperlink w:history="1" r:id="rId6b-j1cavj6ujbnxbjcvup">
+            <w:hyperlink w:history="1" r:id="rIdklmqn7wj2-kxfe56o0xeb">
               <w:r>
                 <w:rPr>
                   <w:rFonts w:ascii="맑은 고딕" w:cs="맑은 고딕" w:eastAsia="맑은 고딕" w:hAnsi="맑은 고딕"/>
@@ -31595,7 +31595,7 @@
             <w:pPr>
               <w:spacing w:after="0" w:line="240"/>
             </w:pPr>
-            <w:hyperlink w:history="1" r:id="rIdwrw10dbuakt2ra4irsqkq">
+            <w:hyperlink w:history="1" r:id="rIdd_76i2n503xlm_kt__hbj">
               <w:r>
                 <w:rPr>
                   <w:rFonts w:ascii="맑은 고딕" w:cs="맑은 고딕" w:eastAsia="맑은 고딕" w:hAnsi="맑은 고딕"/>
@@ -31737,7 +31737,7 @@
             <w:pPr>
               <w:spacing w:after="0" w:line="240"/>
             </w:pPr>
-            <w:hyperlink w:history="1" r:id="rIdkp2_u8y7qalurxzfk4n1x">
+            <w:hyperlink w:history="1" r:id="rIdnif5grikocsip7rwemlfi">
               <w:r>
                 <w:rPr>
                   <w:rFonts w:ascii="맑은 고딕" w:cs="맑은 고딕" w:eastAsia="맑은 고딕" w:hAnsi="맑은 고딕"/>
@@ -31874,7 +31874,7 @@
             <w:pPr>
               <w:spacing w:after="0" w:line="240"/>
             </w:pPr>
-            <w:hyperlink w:history="1" r:id="rId9s7qapefqcqmiyxsl6j9q">
+            <w:hyperlink w:history="1" r:id="rIdzjok1sau4ijpqrpgmee7n">
               <w:r>
                 <w:rPr>
                   <w:rFonts w:ascii="맑은 고딕" w:cs="맑은 고딕" w:eastAsia="맑은 고딕" w:hAnsi="맑은 고딕"/>
@@ -32016,7 +32016,7 @@
             <w:pPr>
               <w:spacing w:after="0" w:line="240"/>
             </w:pPr>
-            <w:hyperlink w:history="1" r:id="rIdymdnnnmtupsmg9jxl3rd1">
+            <w:hyperlink w:history="1" r:id="rId1qsxjab53c4uqlkanshju">
               <w:r>
                 <w:rPr>
                   <w:rFonts w:ascii="맑은 고딕" w:cs="맑은 고딕" w:eastAsia="맑은 고딕" w:hAnsi="맑은 고딕"/>
@@ -32153,7 +32153,7 @@
             <w:pPr>
               <w:spacing w:after="0" w:line="240"/>
             </w:pPr>
-            <w:hyperlink w:history="1" r:id="rIdzfsczc0gljivakmmr-zwt">
+            <w:hyperlink w:history="1" r:id="rIduwvsfpj0lxo5kebvtgf1w">
               <w:r>
                 <w:rPr>
                   <w:rFonts w:ascii="맑은 고딕" w:cs="맑은 고딕" w:eastAsia="맑은 고딕" w:hAnsi="맑은 고딕"/>
@@ -32295,7 +32295,7 @@
             <w:pPr>
               <w:spacing w:after="0" w:line="240"/>
             </w:pPr>
-            <w:hyperlink w:history="1" r:id="rIdsl_k-z6eeuksmzajvcmtw">
+            <w:hyperlink w:history="1" r:id="rIdtzvikw3quotji3p8i7pxc">
               <w:r>
                 <w:rPr>
                   <w:rFonts w:ascii="맑은 고딕" w:cs="맑은 고딕" w:eastAsia="맑은 고딕" w:hAnsi="맑은 고딕"/>
@@ -32432,7 +32432,7 @@
             <w:pPr>
               <w:spacing w:after="0" w:line="240"/>
             </w:pPr>
-            <w:hyperlink w:history="1" r:id="rId8jsh6ipsbd2j_vujndskt">
+            <w:hyperlink w:history="1" r:id="rIdcss_-oghbd4_qw2gwb5bw">
               <w:r>
                 <w:rPr>
                   <w:rFonts w:ascii="맑은 고딕" w:cs="맑은 고딕" w:eastAsia="맑은 고딕" w:hAnsi="맑은 고딕"/>
@@ -32764,7 +32764,7 @@
             <w:pPr>
               <w:spacing w:after="0" w:line="240"/>
             </w:pPr>
-            <w:hyperlink w:history="1" r:id="rIdzs3jjdkle6s2tpy2uza19">
+            <w:hyperlink w:history="1" r:id="rIdi8a2ccv7cgwe_mruegvmb">
               <w:r>
                 <w:rPr>
                   <w:rFonts w:ascii="맑은 고딕" w:cs="맑은 고딕" w:eastAsia="맑은 고딕" w:hAnsi="맑은 고딕"/>
@@ -32906,7 +32906,7 @@
             <w:pPr>
               <w:spacing w:after="0" w:line="240"/>
             </w:pPr>
-            <w:hyperlink w:history="1" r:id="rIdqxhmfsxkot-ul6avgyv0w">
+            <w:hyperlink w:history="1" r:id="rId92l064n1c94aoq_znve1d">
               <w:r>
                 <w:rPr>
                   <w:rFonts w:ascii="맑은 고딕" w:cs="맑은 고딕" w:eastAsia="맑은 고딕" w:hAnsi="맑은 고딕"/>
@@ -33043,7 +33043,7 @@
             <w:pPr>
               <w:spacing w:after="0" w:line="240"/>
             </w:pPr>
-            <w:hyperlink w:history="1" r:id="rIdfdzown6vleet9kpmc5frn">
+            <w:hyperlink w:history="1" r:id="rIdrartrs3y7fdnrroud42dh">
               <w:r>
                 <w:rPr>
                   <w:rFonts w:ascii="맑은 고딕" w:cs="맑은 고딕" w:eastAsia="맑은 고딕" w:hAnsi="맑은 고딕"/>
@@ -33185,7 +33185,7 @@
             <w:pPr>
               <w:spacing w:after="0" w:line="240"/>
             </w:pPr>
-            <w:hyperlink w:history="1" r:id="rIdyhyjm3p0-iqxflawoo3s3">
+            <w:hyperlink w:history="1" r:id="rIdvptccjqtmknsvmhboifhl">
               <w:r>
                 <w:rPr>
                   <w:rFonts w:ascii="맑은 고딕" w:cs="맑은 고딕" w:eastAsia="맑은 고딕" w:hAnsi="맑은 고딕"/>
@@ -33322,7 +33322,7 @@
             <w:pPr>
               <w:spacing w:after="0" w:line="240"/>
             </w:pPr>
-            <w:hyperlink w:history="1" r:id="rIdybewnj4ca_p6xdfwvp-xl">
+            <w:hyperlink w:history="1" r:id="rId1zpyyuuzgjsiiyqf_xwal">
               <w:r>
                 <w:rPr>
                   <w:rFonts w:ascii="맑은 고딕" w:cs="맑은 고딕" w:eastAsia="맑은 고딕" w:hAnsi="맑은 고딕"/>
@@ -33464,7 +33464,7 @@
             <w:pPr>
               <w:spacing w:after="0" w:line="240"/>
             </w:pPr>
-            <w:hyperlink w:history="1" r:id="rIdwl5nmkum9plc8lxpowryk">
+            <w:hyperlink w:history="1" r:id="rIdrdavqejmmhmiscl8vvhzx">
               <w:r>
                 <w:rPr>
                   <w:rFonts w:ascii="맑은 고딕" w:cs="맑은 고딕" w:eastAsia="맑은 고딕" w:hAnsi="맑은 고딕"/>
@@ -33601,7 +33601,7 @@
             <w:pPr>
               <w:spacing w:after="0" w:line="240"/>
             </w:pPr>
-            <w:hyperlink w:history="1" r:id="rId9kpaau4xb4vj5oa931cvu">
+            <w:hyperlink w:history="1" r:id="rIdu_w0ytn9ohyatcw8gdfeg">
               <w:r>
                 <w:rPr>
                   <w:rFonts w:ascii="맑은 고딕" w:cs="맑은 고딕" w:eastAsia="맑은 고딕" w:hAnsi="맑은 고딕"/>
@@ -33743,7 +33743,7 @@
             <w:pPr>
               <w:spacing w:after="0" w:line="240"/>
             </w:pPr>
-            <w:hyperlink w:history="1" r:id="rIdlvqjijo8xcgav6xtlhdao">
+            <w:hyperlink w:history="1" r:id="rId_z0rmnrwy5y-vulipnec2">
               <w:r>
                 <w:rPr>
                   <w:rFonts w:ascii="맑은 고딕" w:cs="맑은 고딕" w:eastAsia="맑은 고딕" w:hAnsi="맑은 고딕"/>
@@ -33880,7 +33880,7 @@
             <w:pPr>
               <w:spacing w:after="0" w:line="240"/>
             </w:pPr>
-            <w:hyperlink w:history="1" r:id="rIdhj6bqblqefpojxykw58ma">
+            <w:hyperlink w:history="1" r:id="rIdg8azbyvfo4bruh2oiyz2g">
               <w:r>
                 <w:rPr>
                   <w:rFonts w:ascii="맑은 고딕" w:cs="맑은 고딕" w:eastAsia="맑은 고딕" w:hAnsi="맑은 고딕"/>
@@ -34022,7 +34022,7 @@
             <w:pPr>
               <w:spacing w:after="0" w:line="240"/>
             </w:pPr>
-            <w:hyperlink w:history="1" r:id="rIdlfxu5_8auekxflttjfotr">
+            <w:hyperlink w:history="1" r:id="rIdyuig_af9tpmzgaspvnwfa">
               <w:r>
                 <w:rPr>
                   <w:rFonts w:ascii="맑은 고딕" w:cs="맑은 고딕" w:eastAsia="맑은 고딕" w:hAnsi="맑은 고딕"/>
@@ -34354,7 +34354,7 @@
             <w:pPr>
               <w:spacing w:after="0" w:line="240"/>
             </w:pPr>
-            <w:hyperlink w:history="1" r:id="rIdgwul1lwzjwguwc4bjbg7w">
+            <w:hyperlink w:history="1" r:id="rId04jhyqv5b2t4mpc-jvpwh">
               <w:r>
                 <w:rPr>
                   <w:rFonts w:ascii="맑은 고딕" w:cs="맑은 고딕" w:eastAsia="맑은 고딕" w:hAnsi="맑은 고딕"/>
@@ -34496,7 +34496,7 @@
             <w:pPr>
               <w:spacing w:after="0" w:line="240"/>
             </w:pPr>
-            <w:hyperlink w:history="1" r:id="rIduz8l2ryspzxc_g1shc_of">
+            <w:hyperlink w:history="1" r:id="rIdfgmerlhh210qh3d_ar3q1">
               <w:r>
                 <w:rPr>
                   <w:rFonts w:ascii="맑은 고딕" w:cs="맑은 고딕" w:eastAsia="맑은 고딕" w:hAnsi="맑은 고딕"/>
@@ -34633,7 +34633,7 @@
             <w:pPr>
               <w:spacing w:after="0" w:line="240"/>
             </w:pPr>
-            <w:hyperlink w:history="1" r:id="rIdftvtvxdi8apzevck9mgrh">
+            <w:hyperlink w:history="1" r:id="rId6miqj7_u_tmmwdsfio7zt">
               <w:r>
                 <w:rPr>
                   <w:rFonts w:ascii="맑은 고딕" w:cs="맑은 고딕" w:eastAsia="맑은 고딕" w:hAnsi="맑은 고딕"/>
@@ -34775,7 +34775,7 @@
             <w:pPr>
               <w:spacing w:after="0" w:line="240"/>
             </w:pPr>
-            <w:hyperlink w:history="1" r:id="rId8grp8nuhz8dm1kexr-hso">
+            <w:hyperlink w:history="1" r:id="rIdcnxdm7omotr1rruff1dmm">
               <w:r>
                 <w:rPr>
                   <w:rFonts w:ascii="맑은 고딕" w:cs="맑은 고딕" w:eastAsia="맑은 고딕" w:hAnsi="맑은 고딕"/>
@@ -34912,7 +34912,7 @@
             <w:pPr>
               <w:spacing w:after="0" w:line="240"/>
             </w:pPr>
-            <w:hyperlink w:history="1" r:id="rIdjesrxgrmdqhjocxpe6p42">
+            <w:hyperlink w:history="1" r:id="rIdnty1wdq6ho02jsoq7fgst">
               <w:r>
                 <w:rPr>
                   <w:rFonts w:ascii="맑은 고딕" w:cs="맑은 고딕" w:eastAsia="맑은 고딕" w:hAnsi="맑은 고딕"/>
@@ -35054,7 +35054,7 @@
             <w:pPr>
               <w:spacing w:after="0" w:line="240"/>
             </w:pPr>
-            <w:hyperlink w:history="1" r:id="rIdlcaholr1vab9fdnhd8ipc">
+            <w:hyperlink w:history="1" r:id="rIdou1lld71fe8f2z9cfkjji">
               <w:r>
                 <w:rPr>
                   <w:rFonts w:ascii="맑은 고딕" w:cs="맑은 고딕" w:eastAsia="맑은 고딕" w:hAnsi="맑은 고딕"/>
@@ -35191,7 +35191,7 @@
             <w:pPr>
               <w:spacing w:after="0" w:line="240"/>
             </w:pPr>
-            <w:hyperlink w:history="1" r:id="rId101smmyv0tsoctqb5vaoh">
+            <w:hyperlink w:history="1" r:id="rId72ekhkank6xg6xie6kpty">
               <w:r>
                 <w:rPr>
                   <w:rFonts w:ascii="맑은 고딕" w:cs="맑은 고딕" w:eastAsia="맑은 고딕" w:hAnsi="맑은 고딕"/>
@@ -35333,7 +35333,7 @@
             <w:pPr>
               <w:spacing w:after="0" w:line="240"/>
             </w:pPr>
-            <w:hyperlink w:history="1" r:id="rIdwjr3fxb2mxwgyk3-uo1ao">
+            <w:hyperlink w:history="1" r:id="rIdggx7okqqdh-imdyraofcz">
               <w:r>
                 <w:rPr>
                   <w:rFonts w:ascii="맑은 고딕" w:cs="맑은 고딕" w:eastAsia="맑은 고딕" w:hAnsi="맑은 고딕"/>
@@ -35470,7 +35470,7 @@
             <w:pPr>
               <w:spacing w:after="0" w:line="240"/>
             </w:pPr>
-            <w:hyperlink w:history="1" r:id="rIdnf8r4m3pq_pmvqla-bbzd">
+            <w:hyperlink w:history="1" r:id="rIdowcl1r_qs35e3iazplmtp">
               <w:r>
                 <w:rPr>
                   <w:rFonts w:ascii="맑은 고딕" w:cs="맑은 고딕" w:eastAsia="맑은 고딕" w:hAnsi="맑은 고딕"/>
@@ -35612,7 +35612,7 @@
             <w:pPr>
               <w:spacing w:after="0" w:line="240"/>
             </w:pPr>
-            <w:hyperlink w:history="1" r:id="rIdecnki5tra-jrnwvsy90x6">
+            <w:hyperlink w:history="1" r:id="rIdwn-trrt_3jgyae_l5zjov">
               <w:r>
                 <w:rPr>
                   <w:rFonts w:ascii="맑은 고딕" w:cs="맑은 고딕" w:eastAsia="맑은 고딕" w:hAnsi="맑은 고딕"/>
@@ -35749,7 +35749,7 @@
             <w:pPr>
               <w:spacing w:after="0" w:line="240"/>
             </w:pPr>
-            <w:hyperlink w:history="1" r:id="rIdnoo_6mdy0wmkjsru-qkes">
+            <w:hyperlink w:history="1" r:id="rId8evnzmqyjmgn_cbyxmz1o">
               <w:r>
                 <w:rPr>
                   <w:rFonts w:ascii="맑은 고딕" w:cs="맑은 고딕" w:eastAsia="맑은 고딕" w:hAnsi="맑은 고딕"/>
@@ -35891,7 +35891,7 @@
             <w:pPr>
               <w:spacing w:after="0" w:line="240"/>
             </w:pPr>
-            <w:hyperlink w:history="1" r:id="rIdshz6me-d7hklrlpahw1ye">
+            <w:hyperlink w:history="1" r:id="rIdpvxmpds8jcxh21lylwjs_">
               <w:r>
                 <w:rPr>
                   <w:rFonts w:ascii="맑은 고딕" w:cs="맑은 고딕" w:eastAsia="맑은 고딕" w:hAnsi="맑은 고딕"/>
@@ -36028,7 +36028,7 @@
             <w:pPr>
               <w:spacing w:after="0" w:line="240"/>
             </w:pPr>
-            <w:hyperlink w:history="1" r:id="rId0n2gumadcsiwuarkz6ebz">
+            <w:hyperlink w:history="1" r:id="rId1cz1tz-rpub_poejiwyht">
               <w:r>
                 <w:rPr>
                   <w:rFonts w:ascii="맑은 고딕" w:cs="맑은 고딕" w:eastAsia="맑은 고딕" w:hAnsi="맑은 고딕"/>
@@ -36360,7 +36360,7 @@
             <w:pPr>
               <w:spacing w:after="0" w:line="240"/>
             </w:pPr>
-            <w:hyperlink w:history="1" r:id="rIdwctfzakx8aqg-qz8g8sin">
+            <w:hyperlink w:history="1" r:id="rIdmlhqie_cn0hhxjihsy9yk">
               <w:r>
                 <w:rPr>
                   <w:rFonts w:ascii="맑은 고딕" w:cs="맑은 고딕" w:eastAsia="맑은 고딕" w:hAnsi="맑은 고딕"/>
@@ -36502,7 +36502,7 @@
             <w:pPr>
               <w:spacing w:after="0" w:line="240"/>
             </w:pPr>
-            <w:hyperlink w:history="1" r:id="rIdg3245wg8slt3ehoqo0zx0">
+            <w:hyperlink w:history="1" r:id="rIdvtsutvmez_cdp6brtwdpy">
               <w:r>
                 <w:rPr>
                   <w:rFonts w:ascii="맑은 고딕" w:cs="맑은 고딕" w:eastAsia="맑은 고딕" w:hAnsi="맑은 고딕"/>
@@ -36639,7 +36639,7 @@
             <w:pPr>
               <w:spacing w:after="0" w:line="240"/>
             </w:pPr>
-            <w:hyperlink w:history="1" r:id="rIdyj7swugv4bkrfidnaj-hs">
+            <w:hyperlink w:history="1" r:id="rIdharvjofr_g9gennzqrnas">
               <w:r>
                 <w:rPr>
                   <w:rFonts w:ascii="맑은 고딕" w:cs="맑은 고딕" w:eastAsia="맑은 고딕" w:hAnsi="맑은 고딕"/>
@@ -36781,7 +36781,7 @@
             <w:pPr>
               <w:spacing w:after="0" w:line="240"/>
             </w:pPr>
-            <w:hyperlink w:history="1" r:id="rIdzkbrqtsykclnsq6sbfsso">
+            <w:hyperlink w:history="1" r:id="rIdeg02kkm_gktns3ajtgbap">
               <w:r>
                 <w:rPr>
                   <w:rFonts w:ascii="맑은 고딕" w:cs="맑은 고딕" w:eastAsia="맑은 고딕" w:hAnsi="맑은 고딕"/>
@@ -36918,7 +36918,7 @@
             <w:pPr>
               <w:spacing w:after="0" w:line="240"/>
             </w:pPr>
-            <w:hyperlink w:history="1" r:id="rIdjuq8s839dkfkxibjyiczc">
+            <w:hyperlink w:history="1" r:id="rIdsr4pox4snuxzhaol6avbj">
               <w:r>
                 <w:rPr>
                   <w:rFonts w:ascii="맑은 고딕" w:cs="맑은 고딕" w:eastAsia="맑은 고딕" w:hAnsi="맑은 고딕"/>
@@ -37060,7 +37060,7 @@
             <w:pPr>
               <w:spacing w:after="0" w:line="240"/>
             </w:pPr>
-            <w:hyperlink w:history="1" r:id="rIda2alpvczjz7ggecx-ucgz">
+            <w:hyperlink w:history="1" r:id="rIdn927amwqryssax5pmtfds">
               <w:r>
                 <w:rPr>
                   <w:rFonts w:ascii="맑은 고딕" w:cs="맑은 고딕" w:eastAsia="맑은 고딕" w:hAnsi="맑은 고딕"/>
@@ -37197,7 +37197,7 @@
             <w:pPr>
               <w:spacing w:after="0" w:line="240"/>
             </w:pPr>
-            <w:hyperlink w:history="1" r:id="rId8wzxheh4slfguziiczksq">
+            <w:hyperlink w:history="1" r:id="rIdigswnspqcv--4v1qzycat">
               <w:r>
                 <w:rPr>
                   <w:rFonts w:ascii="맑은 고딕" w:cs="맑은 고딕" w:eastAsia="맑은 고딕" w:hAnsi="맑은 고딕"/>
@@ -37551,7 +37551,7 @@
             <w:pPr>
               <w:spacing w:after="0" w:line="240"/>
             </w:pPr>
-            <w:hyperlink w:history="1" r:id="rIdrqaogjae_qiim3y-4krvr">
+            <w:hyperlink w:history="1" r:id="rId6xlfcio9fyc22q_dqfxz2">
               <w:r>
                 <w:rPr>
                   <w:rFonts w:ascii="맑은 고딕" w:cs="맑은 고딕" w:eastAsia="맑은 고딕" w:hAnsi="맑은 고딕"/>
@@ -37693,7 +37693,7 @@
             <w:pPr>
               <w:spacing w:after="0" w:line="240"/>
             </w:pPr>
-            <w:hyperlink w:history="1" r:id="rIdlklcqlsytufkxdmozniqc">
+            <w:hyperlink w:history="1" r:id="rIdarketgexlbgalwaewjdln">
               <w:r>
                 <w:rPr>
                   <w:rFonts w:ascii="맑은 고딕" w:cs="맑은 고딕" w:eastAsia="맑은 고딕" w:hAnsi="맑은 고딕"/>
@@ -37830,7 +37830,7 @@
             <w:pPr>
               <w:spacing w:after="0" w:line="240"/>
             </w:pPr>
-            <w:hyperlink w:history="1" r:id="rId4pcvbdafx9aaiswj-e_ko">
+            <w:hyperlink w:history="1" r:id="rId1hp77gwlaud2kfuldxhsq">
               <w:r>
                 <w:rPr>
                   <w:rFonts w:ascii="맑은 고딕" w:cs="맑은 고딕" w:eastAsia="맑은 고딕" w:hAnsi="맑은 고딕"/>
@@ -37972,7 +37972,7 @@
             <w:pPr>
               <w:spacing w:after="0" w:line="240"/>
             </w:pPr>
-            <w:hyperlink w:history="1" r:id="rIdelgk1vynmfpj3yxxfzxav">
+            <w:hyperlink w:history="1" r:id="rIdqv-x3pgppcmuejskjw8cs">
               <w:r>
                 <w:rPr>
                   <w:rFonts w:ascii="맑은 고딕" w:cs="맑은 고딕" w:eastAsia="맑은 고딕" w:hAnsi="맑은 고딕"/>
@@ -38109,7 +38109,7 @@
             <w:pPr>
               <w:spacing w:after="0" w:line="240"/>
             </w:pPr>
-            <w:hyperlink w:history="1" r:id="rIdw3tpwiphgqksl1jjqpcvw">
+            <w:hyperlink w:history="1" r:id="rIdaqaapboebc91kq5hzqodq">
               <w:r>
                 <w:rPr>
                   <w:rFonts w:ascii="맑은 고딕" w:cs="맑은 고딕" w:eastAsia="맑은 고딕" w:hAnsi="맑은 고딕"/>
@@ -38251,7 +38251,7 @@
             <w:pPr>
               <w:spacing w:after="0" w:line="240"/>
             </w:pPr>
-            <w:hyperlink w:history="1" r:id="rIdjgfbslsuz1dau_ifczkq5">
+            <w:hyperlink w:history="1" r:id="rIdh_opgqfyvaa8m_xivhwcw">
               <w:r>
                 <w:rPr>
                   <w:rFonts w:ascii="맑은 고딕" w:cs="맑은 고딕" w:eastAsia="맑은 고딕" w:hAnsi="맑은 고딕"/>
@@ -38388,7 +38388,7 @@
             <w:pPr>
               <w:spacing w:after="0" w:line="240"/>
             </w:pPr>
-            <w:hyperlink w:history="1" r:id="rIde2wrejrb2pqizuwu8ab2g">
+            <w:hyperlink w:history="1" r:id="rIdhqk_bxtjthcp1tte5ipg1">
               <w:r>
                 <w:rPr>
                   <w:rFonts w:ascii="맑은 고딕" w:cs="맑은 고딕" w:eastAsia="맑은 고딕" w:hAnsi="맑은 고딕"/>
@@ -38530,7 +38530,7 @@
             <w:pPr>
               <w:spacing w:after="0" w:line="240"/>
             </w:pPr>
-            <w:hyperlink w:history="1" r:id="rIdia7rduzyjnyzukll1hpty">
+            <w:hyperlink w:history="1" r:id="rIdxlbngxvs6_20ofejxuz5_">
               <w:r>
                 <w:rPr>
                   <w:rFonts w:ascii="맑은 고딕" w:cs="맑은 고딕" w:eastAsia="맑은 고딕" w:hAnsi="맑은 고딕"/>
@@ -38862,7 +38862,7 @@
             <w:pPr>
               <w:spacing w:after="0" w:line="240"/>
             </w:pPr>
-            <w:hyperlink w:history="1" r:id="rIdfkuttrhkey9dyft_iagxl">
+            <w:hyperlink w:history="1" r:id="rIdjpoql_dpw9pta0tcqxurw">
               <w:r>
                 <w:rPr>
                   <w:rFonts w:ascii="맑은 고딕" w:cs="맑은 고딕" w:eastAsia="맑은 고딕" w:hAnsi="맑은 고딕"/>
@@ -39004,7 +39004,7 @@
             <w:pPr>
               <w:spacing w:after="0" w:line="240"/>
             </w:pPr>
-            <w:hyperlink w:history="1" r:id="rIdkrigu9q8vd57p4efljhym">
+            <w:hyperlink w:history="1" r:id="rIdh6qkg5d9ahcqvgstnf8j4">
               <w:r>
                 <w:rPr>
                   <w:rFonts w:ascii="맑은 고딕" w:cs="맑은 고딕" w:eastAsia="맑은 고딕" w:hAnsi="맑은 고딕"/>
@@ -39141,7 +39141,7 @@
             <w:pPr>
               <w:spacing w:after="0" w:line="240"/>
             </w:pPr>
-            <w:hyperlink w:history="1" r:id="rId5m5aqxuwl8biyzf25pvqy">
+            <w:hyperlink w:history="1" r:id="rIdpzeplrhtfrhmdwupxfjto">
               <w:r>
                 <w:rPr>
                   <w:rFonts w:ascii="맑은 고딕" w:cs="맑은 고딕" w:eastAsia="맑은 고딕" w:hAnsi="맑은 고딕"/>
@@ -39283,7 +39283,7 @@
             <w:pPr>
               <w:spacing w:after="0" w:line="240"/>
             </w:pPr>
-            <w:hyperlink w:history="1" r:id="rIde3bqu_7lrqqdsoyilfmef">
+            <w:hyperlink w:history="1" r:id="rIdpiopn2sjldf8kq5mvpsee">
               <w:r>
                 <w:rPr>
                   <w:rFonts w:ascii="맑은 고딕" w:cs="맑은 고딕" w:eastAsia="맑은 고딕" w:hAnsi="맑은 고딕"/>
@@ -39420,7 +39420,7 @@
             <w:pPr>
               <w:spacing w:after="0" w:line="240"/>
             </w:pPr>
-            <w:hyperlink w:history="1" r:id="rId-lsveasglc0nj45dqoopi">
+            <w:hyperlink w:history="1" r:id="rIdhxlibfyl6ncwgrmjlxa8x">
               <w:r>
                 <w:rPr>
                   <w:rFonts w:ascii="맑은 고딕" w:cs="맑은 고딕" w:eastAsia="맑은 고딕" w:hAnsi="맑은 고딕"/>
@@ -39562,7 +39562,7 @@
             <w:pPr>
               <w:spacing w:after="0" w:line="240"/>
             </w:pPr>
-            <w:hyperlink w:history="1" r:id="rIdysmzbt3e5uvadt6mwzcle">
+            <w:hyperlink w:history="1" r:id="rIdj5xqxmisme8tugnrbr_zk">
               <w:r>
                 <w:rPr>
                   <w:rFonts w:ascii="맑은 고딕" w:cs="맑은 고딕" w:eastAsia="맑은 고딕" w:hAnsi="맑은 고딕"/>
@@ -39894,7 +39894,7 @@
             <w:pPr>
               <w:spacing w:after="0" w:line="240"/>
             </w:pPr>
-            <w:hyperlink w:history="1" r:id="rIdchogsa8mcahihfs1tn5lz">
+            <w:hyperlink w:history="1" r:id="rIdtyhmvxyt2q2tn0yxpku9a">
               <w:r>
                 <w:rPr>
                   <w:rFonts w:ascii="맑은 고딕" w:cs="맑은 고딕" w:eastAsia="맑은 고딕" w:hAnsi="맑은 고딕"/>
@@ -40036,7 +40036,7 @@
             <w:pPr>
               <w:spacing w:after="0" w:line="240"/>
             </w:pPr>
-            <w:hyperlink w:history="1" r:id="rIdv1kpj_3aqtn1l2eobqlor">
+            <w:hyperlink w:history="1" r:id="rIdjsrebrtymo8bi0rxuw46u">
               <w:r>
                 <w:rPr>
                   <w:rFonts w:ascii="맑은 고딕" w:cs="맑은 고딕" w:eastAsia="맑은 고딕" w:hAnsi="맑은 고딕"/>
@@ -40173,7 +40173,7 @@
             <w:pPr>
               <w:spacing w:after="0" w:line="240"/>
             </w:pPr>
-            <w:hyperlink w:history="1" r:id="rIdzgn4nwe9aoevtrw7ojudd">
+            <w:hyperlink w:history="1" r:id="rIdwzwivyg3n3snz0w5z5oyq">
               <w:r>
                 <w:rPr>
                   <w:rFonts w:ascii="맑은 고딕" w:cs="맑은 고딕" w:eastAsia="맑은 고딕" w:hAnsi="맑은 고딕"/>
@@ -40315,7 +40315,7 @@
             <w:pPr>
               <w:spacing w:after="0" w:line="240"/>
             </w:pPr>
-            <w:hyperlink w:history="1" r:id="rIdjkix9gsaqrx0eomxs7_id">
+            <w:hyperlink w:history="1" r:id="rId2lk2bku8wf0vnlnyx2but">
               <w:r>
                 <w:rPr>
                   <w:rFonts w:ascii="맑은 고딕" w:cs="맑은 고딕" w:eastAsia="맑은 고딕" w:hAnsi="맑은 고딕"/>
@@ -40452,7 +40452,7 @@
             <w:pPr>
               <w:spacing w:after="0" w:line="240"/>
             </w:pPr>
-            <w:hyperlink w:history="1" r:id="rIdynonj49v1t5thnyoery-n">
+            <w:hyperlink w:history="1" r:id="rIdbo2c7hlibaelps5_xpmfv">
               <w:r>
                 <w:rPr>
                   <w:rFonts w:ascii="맑은 고딕" w:cs="맑은 고딕" w:eastAsia="맑은 고딕" w:hAnsi="맑은 고딕"/>
@@ -40594,7 +40594,7 @@
             <w:pPr>
               <w:spacing w:after="0" w:line="240"/>
             </w:pPr>
-            <w:hyperlink w:history="1" r:id="rIdqtqrposdc9ixbe7g2bu-n">
+            <w:hyperlink w:history="1" r:id="rIdgxcmn949a5nagqnkzug5h">
               <w:r>
                 <w:rPr>
                   <w:rFonts w:ascii="맑은 고딕" w:cs="맑은 고딕" w:eastAsia="맑은 고딕" w:hAnsi="맑은 고딕"/>
@@ -40731,7 +40731,7 @@
             <w:pPr>
               <w:spacing w:after="0" w:line="240"/>
             </w:pPr>
-            <w:hyperlink w:history="1" r:id="rIdilpwpozs15uo7vuinsk4a">
+            <w:hyperlink w:history="1" r:id="rIduuug87lbemut4pe6kflc7">
               <w:r>
                 <w:rPr>
                   <w:rFonts w:ascii="맑은 고딕" w:cs="맑은 고딕" w:eastAsia="맑은 고딕" w:hAnsi="맑은 고딕"/>
@@ -41063,7 +41063,7 @@
             <w:pPr>
               <w:spacing w:after="0" w:line="240"/>
             </w:pPr>
-            <w:hyperlink w:history="1" r:id="rId4oculffjophnukscqnwak">
+            <w:hyperlink w:history="1" r:id="rIdcbjy_iymgbgiibisuf7vr">
               <w:r>
                 <w:rPr>
                   <w:rFonts w:ascii="맑은 고딕" w:cs="맑은 고딕" w:eastAsia="맑은 고딕" w:hAnsi="맑은 고딕"/>
@@ -41205,7 +41205,7 @@
             <w:pPr>
               <w:spacing w:after="0" w:line="240"/>
             </w:pPr>
-            <w:hyperlink w:history="1" r:id="rIduxvf787luo3unai13mjjf">
+            <w:hyperlink w:history="1" r:id="rId3jvfs052tjqggotmatu7q">
               <w:r>
                 <w:rPr>
                   <w:rFonts w:ascii="맑은 고딕" w:cs="맑은 고딕" w:eastAsia="맑은 고딕" w:hAnsi="맑은 고딕"/>
@@ -41342,7 +41342,7 @@
             <w:pPr>
               <w:spacing w:after="0" w:line="240"/>
             </w:pPr>
-            <w:hyperlink w:history="1" r:id="rId006l6i2wfrtvt7esa3ui8">
+            <w:hyperlink w:history="1" r:id="rIdlyshcfddxp7qalqpovwle">
               <w:r>
                 <w:rPr>
                   <w:rFonts w:ascii="맑은 고딕" w:cs="맑은 고딕" w:eastAsia="맑은 고딕" w:hAnsi="맑은 고딕"/>
@@ -41484,7 +41484,7 @@
             <w:pPr>
               <w:spacing w:after="0" w:line="240"/>
             </w:pPr>
-            <w:hyperlink w:history="1" r:id="rIdq3jp_-pe39zlkwqpljlmb">
+            <w:hyperlink w:history="1" r:id="rId-rg1a2sgkc96tgkxrpgeu">
               <w:r>
                 <w:rPr>
                   <w:rFonts w:ascii="맑은 고딕" w:cs="맑은 고딕" w:eastAsia="맑은 고딕" w:hAnsi="맑은 고딕"/>
@@ -41621,7 +41621,7 @@
             <w:pPr>
               <w:spacing w:after="0" w:line="240"/>
             </w:pPr>
-            <w:hyperlink w:history="1" r:id="rIdpvnituvrwwwpbinsshhwu">
+            <w:hyperlink w:history="1" r:id="rIdj_z2wieayuz46hfixibei">
               <w:r>
                 <w:rPr>
                   <w:rFonts w:ascii="맑은 고딕" w:cs="맑은 고딕" w:eastAsia="맑은 고딕" w:hAnsi="맑은 고딕"/>
@@ -41763,7 +41763,7 @@
             <w:pPr>
               <w:spacing w:after="0" w:line="240"/>
             </w:pPr>
-            <w:hyperlink w:history="1" r:id="rIdxqrornjomevj0m9uhzsbb">
+            <w:hyperlink w:history="1" r:id="rId2ut-mwg1iozb3c9cyd1qc">
               <w:r>
                 <w:rPr>
                   <w:rFonts w:ascii="맑은 고딕" w:cs="맑은 고딕" w:eastAsia="맑은 고딕" w:hAnsi="맑은 고딕"/>
@@ -41900,7 +41900,7 @@
             <w:pPr>
               <w:spacing w:after="0" w:line="240"/>
             </w:pPr>
-            <w:hyperlink w:history="1" r:id="rIdshhfjkk151xhwsfuqnxvs">
+            <w:hyperlink w:history="1" r:id="rIdet5rnu4oim6djg6vy6fnq">
               <w:r>
                 <w:rPr>
                   <w:rFonts w:ascii="맑은 고딕" w:cs="맑은 고딕" w:eastAsia="맑은 고딕" w:hAnsi="맑은 고딕"/>
@@ -42232,7 +42232,7 @@
             <w:pPr>
               <w:spacing w:after="0" w:line="240"/>
             </w:pPr>
-            <w:hyperlink w:history="1" r:id="rIdc0qdcjng1xwcgfab_cbw_">
+            <w:hyperlink w:history="1" r:id="rId5ygf2xmockvf9atnoeftn">
               <w:r>
                 <w:rPr>
                   <w:rFonts w:ascii="맑은 고딕" w:cs="맑은 고딕" w:eastAsia="맑은 고딕" w:hAnsi="맑은 고딕"/>
@@ -42374,7 +42374,7 @@
             <w:pPr>
               <w:spacing w:after="0" w:line="240"/>
             </w:pPr>
-            <w:hyperlink w:history="1" r:id="rId5wlvepxwcg5mvfccon1ky">
+            <w:hyperlink w:history="1" r:id="rIdw9zk7fxx73apdcjbzfrfm">
               <w:r>
                 <w:rPr>
                   <w:rFonts w:ascii="맑은 고딕" w:cs="맑은 고딕" w:eastAsia="맑은 고딕" w:hAnsi="맑은 고딕"/>
@@ -42511,7 +42511,7 @@
             <w:pPr>
               <w:spacing w:after="0" w:line="240"/>
             </w:pPr>
-            <w:hyperlink w:history="1" r:id="rId6ze2jgjeg9wpsyrci-fbz">
+            <w:hyperlink w:history="1" r:id="rIdxr0k_5upintstuohhi35j">
               <w:r>
                 <w:rPr>
                   <w:rFonts w:ascii="맑은 고딕" w:cs="맑은 고딕" w:eastAsia="맑은 고딕" w:hAnsi="맑은 고딕"/>
@@ -42653,7 +42653,7 @@
             <w:pPr>
               <w:spacing w:after="0" w:line="240"/>
             </w:pPr>
-            <w:hyperlink w:history="1" r:id="rIdinhiyuj2ehtafk77kje5o">
+            <w:hyperlink w:history="1" r:id="rId031ygbpnds43rv0vlujba">
               <w:r>
                 <w:rPr>
                   <w:rFonts w:ascii="맑은 고딕" w:cs="맑은 고딕" w:eastAsia="맑은 고딕" w:hAnsi="맑은 고딕"/>
@@ -42790,7 +42790,7 @@
             <w:pPr>
               <w:spacing w:after="0" w:line="240"/>
             </w:pPr>
-            <w:hyperlink w:history="1" r:id="rIdis2fas1ikbtdxsz-1tgei">
+            <w:hyperlink w:history="1" r:id="rIdiyb7dmal84eq37cfwmsmy">
               <w:r>
                 <w:rPr>
                   <w:rFonts w:ascii="맑은 고딕" w:cs="맑은 고딕" w:eastAsia="맑은 고딕" w:hAnsi="맑은 고딕"/>
@@ -42932,7 +42932,7 @@
             <w:pPr>
               <w:spacing w:after="0" w:line="240"/>
             </w:pPr>
-            <w:hyperlink w:history="1" r:id="rIdubrrmx7ci5b7v018qnh9r">
+            <w:hyperlink w:history="1" r:id="rId_jq-p_4pinzg-pq_pfsl1">
               <w:r>
                 <w:rPr>
                   <w:rFonts w:ascii="맑은 고딕" w:cs="맑은 고딕" w:eastAsia="맑은 고딕" w:hAnsi="맑은 고딕"/>
@@ -43264,7 +43264,7 @@
             <w:pPr>
               <w:spacing w:after="0" w:line="240"/>
             </w:pPr>
-            <w:hyperlink w:history="1" r:id="rIdshlf8curuv2rg7tir60ei">
+            <w:hyperlink w:history="1" r:id="rIdslnrynspfo4ayqtq0sh59">
               <w:r>
                 <w:rPr>
                   <w:rFonts w:ascii="맑은 고딕" w:cs="맑은 고딕" w:eastAsia="맑은 고딕" w:hAnsi="맑은 고딕"/>
@@ -43406,7 +43406,7 @@
             <w:pPr>
               <w:spacing w:after="0" w:line="240"/>
             </w:pPr>
-            <w:hyperlink w:history="1" r:id="rIdeklobnqwnbnqy1tdbaprm">
+            <w:hyperlink w:history="1" r:id="rIdaiau6l4hh09s8zkuhypyc">
               <w:r>
                 <w:rPr>
                   <w:rFonts w:ascii="맑은 고딕" w:cs="맑은 고딕" w:eastAsia="맑은 고딕" w:hAnsi="맑은 고딕"/>
@@ -43543,7 +43543,7 @@
             <w:pPr>
               <w:spacing w:after="0" w:line="240"/>
             </w:pPr>
-            <w:hyperlink w:history="1" r:id="rIdte5zaifjxlouvpo2iye15">
+            <w:hyperlink w:history="1" r:id="rIdyjulv0criaagfabtaftup">
               <w:r>
                 <w:rPr>
                   <w:rFonts w:ascii="맑은 고딕" w:cs="맑은 고딕" w:eastAsia="맑은 고딕" w:hAnsi="맑은 고딕"/>
@@ -43685,7 +43685,7 @@
             <w:pPr>
               <w:spacing w:after="0" w:line="240"/>
             </w:pPr>
-            <w:hyperlink w:history="1" r:id="rIdrmkysppwvnd6haq2xkbtm">
+            <w:hyperlink w:history="1" r:id="rId7yaz9jzvbuz0yy8hm5cxb">
               <w:r>
                 <w:rPr>
                   <w:rFonts w:ascii="맑은 고딕" w:cs="맑은 고딕" w:eastAsia="맑은 고딕" w:hAnsi="맑은 고딕"/>
@@ -43822,7 +43822,7 @@
             <w:pPr>
               <w:spacing w:after="0" w:line="240"/>
             </w:pPr>
-            <w:hyperlink w:history="1" r:id="rIdergq0on524nfctdeypp41">
+            <w:hyperlink w:history="1" r:id="rId85arrcnypvh49leunwbdn">
               <w:r>
                 <w:rPr>
                   <w:rFonts w:ascii="맑은 고딕" w:cs="맑은 고딕" w:eastAsia="맑은 고딕" w:hAnsi="맑은 고딕"/>
@@ -43964,7 +43964,7 @@
             <w:pPr>
               <w:spacing w:after="0" w:line="240"/>
             </w:pPr>
-            <w:hyperlink w:history="1" r:id="rIdas_jpohm-vgn0f069z48c">
+            <w:hyperlink w:history="1" r:id="rIdf-noima7vf-behiqf4vis">
               <w:r>
                 <w:rPr>
                   <w:rFonts w:ascii="맑은 고딕" w:cs="맑은 고딕" w:eastAsia="맑은 고딕" w:hAnsi="맑은 고딕"/>
@@ -44101,7 +44101,7 @@
             <w:pPr>
               <w:spacing w:after="0" w:line="240"/>
             </w:pPr>
-            <w:hyperlink w:history="1" r:id="rIdoplbkg4-a4ckuan2i_fet">
+            <w:hyperlink w:history="1" r:id="rIdxawutu0ve5nkufxxsmf5x">
               <w:r>
                 <w:rPr>
                   <w:rFonts w:ascii="맑은 고딕" w:cs="맑은 고딕" w:eastAsia="맑은 고딕" w:hAnsi="맑은 고딕"/>
@@ -44243,7 +44243,7 @@
             <w:pPr>
               <w:spacing w:after="0" w:line="240"/>
             </w:pPr>
-            <w:hyperlink w:history="1" r:id="rIdb6mj1c3cx4t1c0o1o6hku">
+            <w:hyperlink w:history="1" r:id="rIdolltfifiw8mzj_p4bi4y8">
               <w:r>
                 <w:rPr>
                   <w:rFonts w:ascii="맑은 고딕" w:cs="맑은 고딕" w:eastAsia="맑은 고딕" w:hAnsi="맑은 고딕"/>
@@ -44380,7 +44380,7 @@
             <w:pPr>
               <w:spacing w:after="0" w:line="240"/>
             </w:pPr>
-            <w:hyperlink w:history="1" r:id="rIdsxepstbf6ptk3io1lhqgr">
+            <w:hyperlink w:history="1" r:id="rId5yritcvmx6cv7fytcp4ev">
               <w:r>
                 <w:rPr>
                   <w:rFonts w:ascii="맑은 고딕" w:cs="맑은 고딕" w:eastAsia="맑은 고딕" w:hAnsi="맑은 고딕"/>
@@ -44522,7 +44522,7 @@
             <w:pPr>
               <w:spacing w:after="0" w:line="240"/>
             </w:pPr>
-            <w:hyperlink w:history="1" r:id="rIdoxyhnbn7ya_un9hmaovcw">
+            <w:hyperlink w:history="1" r:id="rIdqlhjkawoqitrf2s46vsce">
               <w:r>
                 <w:rPr>
                   <w:rFonts w:ascii="맑은 고딕" w:cs="맑은 고딕" w:eastAsia="맑은 고딕" w:hAnsi="맑은 고딕"/>
@@ -44659,7 +44659,7 @@
             <w:pPr>
               <w:spacing w:after="0" w:line="240"/>
             </w:pPr>
-            <w:hyperlink w:history="1" r:id="rIdhnogqz91kcfg0rzomirj4">
+            <w:hyperlink w:history="1" r:id="rId8vypwhlcq1k7gab8icslh">
               <w:r>
                 <w:rPr>
                   <w:rFonts w:ascii="맑은 고딕" w:cs="맑은 고딕" w:eastAsia="맑은 고딕" w:hAnsi="맑은 고딕"/>
@@ -44801,7 +44801,7 @@
             <w:pPr>
               <w:spacing w:after="0" w:line="240"/>
             </w:pPr>
-            <w:hyperlink w:history="1" r:id="rIdpihk9ei5r7-idnif2_wc6">
+            <w:hyperlink w:history="1" r:id="rIdmehaf81qrzesh9fvsq_ya">
               <w:r>
                 <w:rPr>
                   <w:rFonts w:ascii="맑은 고딕" w:cs="맑은 고딕" w:eastAsia="맑은 고딕" w:hAnsi="맑은 고딕"/>
@@ -45133,7 +45133,7 @@
             <w:pPr>
               <w:spacing w:after="0" w:line="240"/>
             </w:pPr>
-            <w:hyperlink w:history="1" r:id="rIdf4z2wj1k1sgy6nmwpzu7g">
+            <w:hyperlink w:history="1" r:id="rIdcbtxuqajjb3w0irw4zkch">
               <w:r>
                 <w:rPr>
                   <w:rFonts w:ascii="맑은 고딕" w:cs="맑은 고딕" w:eastAsia="맑은 고딕" w:hAnsi="맑은 고딕"/>
@@ -45275,7 +45275,7 @@
             <w:pPr>
               <w:spacing w:after="0" w:line="240"/>
             </w:pPr>
-            <w:hyperlink w:history="1" r:id="rId_omhyzttccb9jj_y8aat2">
+            <w:hyperlink w:history="1" r:id="rIdk7j0rbmvegbms2u_ghhoe">
               <w:r>
                 <w:rPr>
                   <w:rFonts w:ascii="맑은 고딕" w:cs="맑은 고딕" w:eastAsia="맑은 고딕" w:hAnsi="맑은 고딕"/>
@@ -45412,7 +45412,7 @@
             <w:pPr>
               <w:spacing w:after="0" w:line="240"/>
             </w:pPr>
-            <w:hyperlink w:history="1" r:id="rIdmewiw2vhuslby2h_n4mww">
+            <w:hyperlink w:history="1" r:id="rIddx5ejfuja4bpssj3dfqww">
               <w:r>
                 <w:rPr>
                   <w:rFonts w:ascii="맑은 고딕" w:cs="맑은 고딕" w:eastAsia="맑은 고딕" w:hAnsi="맑은 고딕"/>
@@ -45554,7 +45554,7 @@
             <w:pPr>
               <w:spacing w:after="0" w:line="240"/>
             </w:pPr>
-            <w:hyperlink w:history="1" r:id="rIdcobvbrwrsmd3tmtzzumki">
+            <w:hyperlink w:history="1" r:id="rIdlqxpfcco-wabn_p8tb5gi">
               <w:r>
                 <w:rPr>
                   <w:rFonts w:ascii="맑은 고딕" w:cs="맑은 고딕" w:eastAsia="맑은 고딕" w:hAnsi="맑은 고딕"/>
@@ -45691,7 +45691,7 @@
             <w:pPr>
               <w:spacing w:after="0" w:line="240"/>
             </w:pPr>
-            <w:hyperlink w:history="1" r:id="rIdtzpxy5uojttqfyianhcl1">
+            <w:hyperlink w:history="1" r:id="rIdtissnp4esckctzyoqvgjs">
               <w:r>
                 <w:rPr>
                   <w:rFonts w:ascii="맑은 고딕" w:cs="맑은 고딕" w:eastAsia="맑은 고딕" w:hAnsi="맑은 고딕"/>
@@ -45833,7 +45833,7 @@
             <w:pPr>
               <w:spacing w:after="0" w:line="240"/>
             </w:pPr>
-            <w:hyperlink w:history="1" r:id="rIdjwsowcpnqyykcd-wzmc1r">
+            <w:hyperlink w:history="1" r:id="rId45fwubb6yvfq1-ga7dywu">
               <w:r>
                 <w:rPr>
                   <w:rFonts w:ascii="맑은 고딕" w:cs="맑은 고딕" w:eastAsia="맑은 고딕" w:hAnsi="맑은 고딕"/>
@@ -45970,7 +45970,7 @@
             <w:pPr>
               <w:spacing w:after="0" w:line="240"/>
             </w:pPr>
-            <w:hyperlink w:history="1" r:id="rIdsnyfgxelilizcmmoy-bcf">
+            <w:hyperlink w:history="1" r:id="rIdwzw-4x_3gbzy6xkpae_fa">
               <w:r>
                 <w:rPr>
                   <w:rFonts w:ascii="맑은 고딕" w:cs="맑은 고딕" w:eastAsia="맑은 고딕" w:hAnsi="맑은 고딕"/>
@@ -46302,7 +46302,7 @@
             <w:pPr>
               <w:spacing w:after="0" w:line="240"/>
             </w:pPr>
-            <w:hyperlink w:history="1" r:id="rIdjruthvm_k-o-rjpn05yq3">
+            <w:hyperlink w:history="1" r:id="rId0ssahs0tfk-amt-hywjzi">
               <w:r>
                 <w:rPr>
                   <w:rFonts w:ascii="맑은 고딕" w:cs="맑은 고딕" w:eastAsia="맑은 고딕" w:hAnsi="맑은 고딕"/>
@@ -46444,7 +46444,7 @@
             <w:pPr>
               <w:spacing w:after="0" w:line="240"/>
             </w:pPr>
-            <w:hyperlink w:history="1" r:id="rIdqfsjcpoiomqvmlyxv_l88">
+            <w:hyperlink w:history="1" r:id="rIdna134gixp9q__oi-ouf6n">
               <w:r>
                 <w:rPr>
                   <w:rFonts w:ascii="맑은 고딕" w:cs="맑은 고딕" w:eastAsia="맑은 고딕" w:hAnsi="맑은 고딕"/>
@@ -46581,7 +46581,7 @@
             <w:pPr>
               <w:spacing w:after="0" w:line="240"/>
             </w:pPr>
-            <w:hyperlink w:history="1" r:id="rIdl5zcfrhzyuv0yf3zsagtl">
+            <w:hyperlink w:history="1" r:id="rIdjrxrlm_jsxwqzzv4ajiba">
               <w:r>
                 <w:rPr>
                   <w:rFonts w:ascii="맑은 고딕" w:cs="맑은 고딕" w:eastAsia="맑은 고딕" w:hAnsi="맑은 고딕"/>
@@ -46723,7 +46723,7 @@
             <w:pPr>
               <w:spacing w:after="0" w:line="240"/>
             </w:pPr>
-            <w:hyperlink w:history="1" r:id="rIdtbkopm6utaras-rrsre9p">
+            <w:hyperlink w:history="1" r:id="rIdku3gds6sjrcf1khqvhvvd">
               <w:r>
                 <w:rPr>
                   <w:rFonts w:ascii="맑은 고딕" w:cs="맑은 고딕" w:eastAsia="맑은 고딕" w:hAnsi="맑은 고딕"/>
@@ -46860,7 +46860,7 @@
             <w:pPr>
               <w:spacing w:after="0" w:line="240"/>
             </w:pPr>
-            <w:hyperlink w:history="1" r:id="rIdlkdjq1dq4dqg2mazduckq">
+            <w:hyperlink w:history="1" r:id="rId20af_izdzj1zlrxqjnaru">
               <w:r>
                 <w:rPr>
                   <w:rFonts w:ascii="맑은 고딕" w:cs="맑은 고딕" w:eastAsia="맑은 고딕" w:hAnsi="맑은 고딕"/>
@@ -47002,7 +47002,7 @@
             <w:pPr>
               <w:spacing w:after="0" w:line="240"/>
             </w:pPr>
-            <w:hyperlink w:history="1" r:id="rIddokshxkwgi76zyyofs5ln">
+            <w:hyperlink w:history="1" r:id="rIdkfx6aszt10y5jplb-psod">
               <w:r>
                 <w:rPr>
                   <w:rFonts w:ascii="맑은 고딕" w:cs="맑은 고딕" w:eastAsia="맑은 고딕" w:hAnsi="맑은 고딕"/>
@@ -47139,7 +47139,7 @@
             <w:pPr>
               <w:spacing w:after="0" w:line="240"/>
             </w:pPr>
-            <w:hyperlink w:history="1" r:id="rIduj9jg9jxrdrsq33rmaxue">
+            <w:hyperlink w:history="1" r:id="rIdd9vpaqbxmd5lypf1bxk65">
               <w:r>
                 <w:rPr>
                   <w:rFonts w:ascii="맑은 고딕" w:cs="맑은 고딕" w:eastAsia="맑은 고딕" w:hAnsi="맑은 고딕"/>
@@ -47281,7 +47281,7 @@
             <w:pPr>
               <w:spacing w:after="0" w:line="240"/>
             </w:pPr>
-            <w:hyperlink w:history="1" r:id="rIdhydesdlopxwujjkyjt7sv">
+            <w:hyperlink w:history="1" r:id="rIdyj4hvkqi5kli1g4rsnacu">
               <w:r>
                 <w:rPr>
                   <w:rFonts w:ascii="맑은 고딕" w:cs="맑은 고딕" w:eastAsia="맑은 고딕" w:hAnsi="맑은 고딕"/>
@@ -47418,7 +47418,7 @@
             <w:pPr>
               <w:spacing w:after="0" w:line="240"/>
             </w:pPr>
-            <w:hyperlink w:history="1" r:id="rId8aqln18gg-_gtwtldpbzg">
+            <w:hyperlink w:history="1" r:id="rIdurztaloxl8wllo_eufud4">
               <w:r>
                 <w:rPr>
                   <w:rFonts w:ascii="맑은 고딕" w:cs="맑은 고딕" w:eastAsia="맑은 고딕" w:hAnsi="맑은 고딕"/>
@@ -47560,7 +47560,7 @@
             <w:pPr>
               <w:spacing w:after="0" w:line="240"/>
             </w:pPr>
-            <w:hyperlink w:history="1" r:id="rIdregiklmvoo_sn6wfunexv">
+            <w:hyperlink w:history="1" r:id="rIdzurogtgi95f73lfmlzbtm">
               <w:r>
                 <w:rPr>
                   <w:rFonts w:ascii="맑은 고딕" w:cs="맑은 고딕" w:eastAsia="맑은 고딕" w:hAnsi="맑은 고딕"/>
@@ -47697,7 +47697,7 @@
             <w:pPr>
               <w:spacing w:after="0" w:line="240"/>
             </w:pPr>
-            <w:hyperlink w:history="1" r:id="rIdlc3ibp_ogtvus9fcsw6at">
+            <w:hyperlink w:history="1" r:id="rIdg32dq_-yz-gsrwiwlmiyq">
               <w:r>
                 <w:rPr>
                   <w:rFonts w:ascii="맑은 고딕" w:cs="맑은 고딕" w:eastAsia="맑은 고딕" w:hAnsi="맑은 고딕"/>
@@ -47839,7 +47839,7 @@
             <w:pPr>
               <w:spacing w:after="0" w:line="240"/>
             </w:pPr>
-            <w:hyperlink w:history="1" r:id="rIdcqyereygvpb6ylpmzied_">
+            <w:hyperlink w:history="1" r:id="rIdeushp_nq_xdghbdewtbn9">
               <w:r>
                 <w:rPr>
                   <w:rFonts w:ascii="맑은 고딕" w:cs="맑은 고딕" w:eastAsia="맑은 고딕" w:hAnsi="맑은 고딕"/>
@@ -48171,7 +48171,7 @@
             <w:pPr>
               <w:spacing w:after="0" w:line="240"/>
             </w:pPr>
-            <w:hyperlink w:history="1" r:id="rIdns1p5uosw3pkdvo_jmyjf">
+            <w:hyperlink w:history="1" r:id="rIdbeitpimurrpkhqpczgngj">
               <w:r>
                 <w:rPr>
                   <w:rFonts w:ascii="맑은 고딕" w:cs="맑은 고딕" w:eastAsia="맑은 고딕" w:hAnsi="맑은 고딕"/>
@@ -48313,7 +48313,7 @@
             <w:pPr>
               <w:spacing w:after="0" w:line="240"/>
             </w:pPr>
-            <w:hyperlink w:history="1" r:id="rIdyewsxqv-fpebpu7a_zjuq">
+            <w:hyperlink w:history="1" r:id="rIdtqc7aotwi_jzicwqh6zwo">
               <w:r>
                 <w:rPr>
                   <w:rFonts w:ascii="맑은 고딕" w:cs="맑은 고딕" w:eastAsia="맑은 고딕" w:hAnsi="맑은 고딕"/>
@@ -48450,7 +48450,7 @@
             <w:pPr>
               <w:spacing w:after="0" w:line="240"/>
             </w:pPr>
-            <w:hyperlink w:history="1" r:id="rIdey7accf_vjzpmhlau4m2v">
+            <w:hyperlink w:history="1" r:id="rIdcf2bjmspts59ja8wqljct">
               <w:r>
                 <w:rPr>
                   <w:rFonts w:ascii="맑은 고딕" w:cs="맑은 고딕" w:eastAsia="맑은 고딕" w:hAnsi="맑은 고딕"/>
@@ -48592,7 +48592,7 @@
             <w:pPr>
               <w:spacing w:after="0" w:line="240"/>
             </w:pPr>
-            <w:hyperlink w:history="1" r:id="rIdsns5zp9w97pxme2q6bdnp">
+            <w:hyperlink w:history="1" r:id="rIdghj0tptg9bnvvv1tf7skx">
               <w:r>
                 <w:rPr>
                   <w:rFonts w:ascii="맑은 고딕" w:cs="맑은 고딕" w:eastAsia="맑은 고딕" w:hAnsi="맑은 고딕"/>
@@ -48729,7 +48729,7 @@
             <w:pPr>
               <w:spacing w:after="0" w:line="240"/>
             </w:pPr>
-            <w:hyperlink w:history="1" r:id="rIdf_7qv6ovn7pmdvta7hjco">
+            <w:hyperlink w:history="1" r:id="rIdgukftp_kobsvqlpbgxr4j">
               <w:r>
                 <w:rPr>
                   <w:rFonts w:ascii="맑은 고딕" w:cs="맑은 고딕" w:eastAsia="맑은 고딕" w:hAnsi="맑은 고딕"/>
@@ -48871,7 +48871,7 @@
             <w:pPr>
               <w:spacing w:after="0" w:line="240"/>
             </w:pPr>
-            <w:hyperlink w:history="1" r:id="rIduwzwc32fthlc5y0otzlts">
+            <w:hyperlink w:history="1" r:id="rIdwtsdh-cqil4qnlphvd4-l">
               <w:r>
                 <w:rPr>
                   <w:rFonts w:ascii="맑은 고딕" w:cs="맑은 고딕" w:eastAsia="맑은 고딕" w:hAnsi="맑은 고딕"/>
@@ -49008,7 +49008,7 @@
             <w:pPr>
               <w:spacing w:after="0" w:line="240"/>
             </w:pPr>
-            <w:hyperlink w:history="1" r:id="rIduignlfkoyoo0zbxwp-zl5">
+            <w:hyperlink w:history="1" r:id="rIdafwums2bshhzwelpqs6wh">
               <w:r>
                 <w:rPr>
                   <w:rFonts w:ascii="맑은 고딕" w:cs="맑은 고딕" w:eastAsia="맑은 고딕" w:hAnsi="맑은 고딕"/>
